--- a/Editable Word files/Week 05-State Diagrams.docx
+++ b/Editable Word files/Week 05-State Diagrams.docx
@@ -1,6 +1,6 @@
 
 <file path=word/document.xml><?xml version="1.0" encoding="utf-8"?>
-<w:document xmlns:mc="http://schemas.openxmlformats.org/markup-compatibility/2006" xmlns:ve="http://schemas.openxmlformats.org/markup-compatibility/2006" xmlns:o="urn:schemas-microsoft-com:office:office" xmlns:r="http://schemas.openxmlformats.org/officeDocument/2006/relationships" xmlns:m="http://schemas.openxmlformats.org/officeDocument/2006/math" xmlns:v="urn:schemas-microsoft-com:vml" xmlns:wp="http://schemas.openxmlformats.org/drawingml/2006/wordprocessingDrawing" xmlns:w10="urn:schemas-microsoft-com:office:word" xmlns:w="http://schemas.openxmlformats.org/wordprocessingml/2006/main" xmlns:wne="http://schemas.microsoft.com/office/word/2006/wordml" xmlns:a="http://schemas.openxmlformats.org/drawingml/2006/main" xmlns:pic="http://schemas.openxmlformats.org/drawingml/2006/picture" xmlns:wpg="http://schemas.microsoft.com/office/word/2010/wordprocessingGroup" xmlns:wps="http://schemas.microsoft.com/office/word/2010/wordprocessingShape" xmlns:w14="http://schemas.microsoft.com/office/word/2010/wordml" mc:Ignorable="w14" xml:space="preserve">
+<w:document xmlns:wpc="http://schemas.microsoft.com/office/word/2010/wordprocessingCanvas" xmlns:cx="http://schemas.microsoft.com/office/drawing/2014/chartex" xmlns:cx1="http://schemas.microsoft.com/office/drawing/2015/9/8/chartex" xmlns:cx2="http://schemas.microsoft.com/office/drawing/2015/10/21/chartex" xmlns:cx3="http://schemas.microsoft.com/office/drawing/2016/5/9/chartex" xmlns:cx4="http://schemas.microsoft.com/office/drawing/2016/5/10/chartex" xmlns:cx5="http://schemas.microsoft.com/office/drawing/2016/5/11/chartex" xmlns:cx6="http://schemas.microsoft.com/office/drawing/2016/5/12/chartex" xmlns:cx7="http://schemas.microsoft.com/office/drawing/2016/5/13/chartex" xmlns:cx8="http://schemas.microsoft.com/office/drawing/2016/5/14/chartex" xmlns:mc="http://schemas.openxmlformats.org/markup-compatibility/2006" xmlns:aink="http://schemas.microsoft.com/office/drawing/2016/ink" xmlns:am3d="http://schemas.microsoft.com/office/drawing/2017/model3d" xmlns:o="urn:schemas-microsoft-com:office:office" xmlns:r="http://schemas.openxmlformats.org/officeDocument/2006/relationships" xmlns:m="http://schemas.openxmlformats.org/officeDocument/2006/math" xmlns:v="urn:schemas-microsoft-com:vml" xmlns:wp14="http://schemas.microsoft.com/office/word/2010/wordprocessingDrawing" xmlns:wp="http://schemas.openxmlformats.org/drawingml/2006/wordprocessingDrawing" xmlns:w10="urn:schemas-microsoft-com:office:word" xmlns:w="http://schemas.openxmlformats.org/wordprocessingml/2006/main" xmlns:w14="http://schemas.microsoft.com/office/word/2010/wordml" xmlns:w15="http://schemas.microsoft.com/office/word/2012/wordml" xmlns:w16cid="http://schemas.microsoft.com/office/word/2016/wordml/cid" xmlns:w16se="http://schemas.microsoft.com/office/word/2015/wordml/symex" xmlns:wpg="http://schemas.microsoft.com/office/word/2010/wordprocessingGroup" xmlns:wpi="http://schemas.microsoft.com/office/word/2010/wordprocessingInk" xmlns:wne="http://schemas.microsoft.com/office/word/2006/wordml" xmlns:wps="http://schemas.microsoft.com/office/word/2010/wordprocessingShape" mc:Ignorable="w14 w15 w16se w16cid wp14">
   <w:body>
     <w:p>
       <w:pPr>
@@ -10,22 +10,17 @@
         </w:rPr>
       </w:pPr>
       <w:r>
-        <w:rPr>
-          <w:u w:val="single"/>
-        </w:rPr>
         <w:t>State</w:t>
       </w:r>
       <w:r>
         <w:rPr>
           <w:spacing w:val="-18"/>
-          <w:u w:val="single"/>
-        </w:rPr>
-        <w:t> </w:t>
+        </w:rPr>
+        <w:t xml:space="preserve"> </w:t>
       </w:r>
       <w:r>
         <w:rPr>
           <w:spacing w:val="-2"/>
-          <w:u w:val="single"/>
         </w:rPr>
         <w:t>Diagrams</w:t>
       </w:r>
@@ -38,11 +33,10 @@
           <w:numId w:val="1"/>
         </w:numPr>
         <w:tabs>
-          <w:tab w:pos="1014" w:val="left" w:leader="none"/>
+          <w:tab w:val="left" w:pos="1014"/>
         </w:tabs>
-        <w:spacing w:line="240" w:lineRule="auto" w:before="82" w:after="0"/>
-        <w:ind w:left="1014" w:right="0" w:hanging="294"/>
-        <w:jc w:val="left"/>
+        <w:spacing w:before="82"/>
+        <w:ind w:left="1014" w:hanging="294"/>
         <w:rPr>
           <w:sz w:val="36"/>
         </w:rPr>
@@ -64,53 +58,7 @@
           <w:sz w:val="36"/>
           <w:u w:val="single"/>
         </w:rPr>
-        <w:t> </w:t>
-      </w:r>
-      <w:r>
-        <w:rPr>
-          <w:sz w:val="36"/>
-        </w:rPr>
-        <w:t>(Done</w:t>
-      </w:r>
-      <w:r>
-        <w:rPr>
-          <w:spacing w:val="-17"/>
-          <w:sz w:val="36"/>
-        </w:rPr>
-        <w:t> </w:t>
-      </w:r>
-      <w:r>
-        <w:rPr>
-          <w:sz w:val="36"/>
-        </w:rPr>
-        <w:t>by:</w:t>
-      </w:r>
-      <w:r>
-        <w:rPr>
-          <w:spacing w:val="-11"/>
-          <w:sz w:val="36"/>
-        </w:rPr>
-        <w:t> </w:t>
-      </w:r>
-      <w:r>
-        <w:rPr>
-          <w:sz w:val="36"/>
-        </w:rPr>
-        <w:t>Anisa</w:t>
-      </w:r>
-      <w:r>
-        <w:rPr>
-          <w:spacing w:val="-11"/>
-          <w:sz w:val="36"/>
-        </w:rPr>
-        <w:t> </w:t>
-      </w:r>
-      <w:r>
-        <w:rPr>
-          <w:spacing w:val="-4"/>
-          <w:sz w:val="36"/>
-        </w:rPr>
-        <w:t>Domi)</w:t>
+        <w:t xml:space="preserve"> </w:t>
       </w:r>
     </w:p>
     <w:p>
@@ -123,10 +71,11 @@
       </w:pPr>
       <w:r>
         <w:rPr>
+          <w:noProof/>
           <w:sz w:val="20"/>
         </w:rPr>
         <w:drawing>
-          <wp:anchor distT="0" distB="0" distL="0" distR="0" allowOverlap="1" layoutInCell="1" locked="0" behindDoc="1" simplePos="0" relativeHeight="487587840">
+          <wp:anchor distT="0" distB="0" distL="0" distR="0" simplePos="0" relativeHeight="487587840" behindDoc="1" locked="0" layoutInCell="1" allowOverlap="1" wp14:anchorId="54539856" wp14:editId="54539857">
             <wp:simplePos x="0" y="0"/>
             <wp:positionH relativeFrom="page">
               <wp:posOffset>504190</wp:posOffset>
@@ -139,11 +88,11 @@
             <wp:wrapTopAndBottom/>
             <wp:docPr id="1" name="Image 1"/>
             <wp:cNvGraphicFramePr>
-              <a:graphicFrameLocks/>
+              <a:graphicFrameLocks xmlns:a="http://schemas.openxmlformats.org/drawingml/2006/main"/>
             </wp:cNvGraphicFramePr>
-            <a:graphic>
+            <a:graphic xmlns:a="http://schemas.openxmlformats.org/drawingml/2006/main">
               <a:graphicData uri="http://schemas.openxmlformats.org/drawingml/2006/picture">
-                <pic:pic>
+                <pic:pic xmlns:pic="http://schemas.openxmlformats.org/drawingml/2006/picture">
                   <pic:nvPicPr>
                     <pic:cNvPr id="1" name="Image 1"/>
                     <pic:cNvPicPr/>
@@ -173,14 +122,14 @@
     <w:p>
       <w:pPr>
         <w:pStyle w:val="BodyText"/>
-        <w:spacing w:after="0"/>
         <w:rPr>
           <w:sz w:val="20"/>
         </w:rPr>
         <w:sectPr>
           <w:type w:val="continuous"/>
           <w:pgSz w:w="12240" w:h="15840"/>
-          <w:pgMar w:top="1340" w:bottom="280" w:left="0" w:right="0"/>
+          <w:pgMar w:top="1340" w:right="0" w:bottom="280" w:left="0" w:header="720" w:footer="720" w:gutter="0"/>
+          <w:cols w:space="720"/>
         </w:sectPr>
       </w:pPr>
     </w:p>
@@ -192,11 +141,9 @@
           <w:numId w:val="1"/>
         </w:numPr>
         <w:tabs>
-          <w:tab w:pos="1021" w:val="left" w:leader="none"/>
+          <w:tab w:val="left" w:pos="1021"/>
         </w:tabs>
-        <w:spacing w:line="240" w:lineRule="auto" w:before="60" w:after="0"/>
-        <w:ind w:left="1021" w:right="0" w:hanging="301"/>
-        <w:jc w:val="left"/>
+        <w:ind w:left="1021" w:hanging="301"/>
         <w:rPr>
           <w:sz w:val="36"/>
         </w:rPr>
@@ -208,6 +155,7 @@
           <w:sz w:val="36"/>
           <w:u w:val="single"/>
         </w:rPr>
+        <w:lastRenderedPageBreak/>
         <w:t>Property</w:t>
       </w:r>
       <w:r>
@@ -218,7 +166,7 @@
           <w:sz w:val="36"/>
           <w:u w:val="single"/>
         </w:rPr>
-        <w:t> </w:t>
+        <w:t xml:space="preserve"> </w:t>
       </w:r>
       <w:r>
         <w:rPr>
@@ -237,7 +185,7 @@
           <w:sz w:val="36"/>
           <w:u w:val="single"/>
         </w:rPr>
-        <w:t> </w:t>
+        <w:t xml:space="preserve"> </w:t>
       </w:r>
       <w:r>
         <w:rPr>
@@ -246,53 +194,7 @@
           <w:spacing w:val="31"/>
           <w:sz w:val="36"/>
         </w:rPr>
-        <w:t> </w:t>
-      </w:r>
-      <w:r>
-        <w:rPr>
-          <w:sz w:val="36"/>
-        </w:rPr>
-        <w:t>(Done</w:t>
-      </w:r>
-      <w:r>
-        <w:rPr>
-          <w:spacing w:val="-14"/>
-          <w:sz w:val="36"/>
-        </w:rPr>
-        <w:t> </w:t>
-      </w:r>
-      <w:r>
-        <w:rPr>
-          <w:sz w:val="36"/>
-        </w:rPr>
-        <w:t>by:</w:t>
-      </w:r>
-      <w:r>
-        <w:rPr>
-          <w:spacing w:val="-8"/>
-          <w:sz w:val="36"/>
-        </w:rPr>
-        <w:t> </w:t>
-      </w:r>
-      <w:r>
-        <w:rPr>
-          <w:sz w:val="36"/>
-        </w:rPr>
-        <w:t>Haidi</w:t>
-      </w:r>
-      <w:r>
-        <w:rPr>
-          <w:spacing w:val="-16"/>
-          <w:sz w:val="36"/>
-        </w:rPr>
-        <w:t> </w:t>
-      </w:r>
-      <w:r>
-        <w:rPr>
-          <w:spacing w:val="-2"/>
-          <w:sz w:val="36"/>
-        </w:rPr>
-        <w:t>Toto)</w:t>
+        <w:t xml:space="preserve"> </w:t>
       </w:r>
     </w:p>
     <w:p>
@@ -321,10 +223,11 @@
       </w:pPr>
       <w:r>
         <w:rPr>
+          <w:noProof/>
           <w:sz w:val="20"/>
         </w:rPr>
         <w:drawing>
-          <wp:anchor distT="0" distB="0" distL="0" distR="0" allowOverlap="1" layoutInCell="1" locked="0" behindDoc="1" simplePos="0" relativeHeight="487588352">
+          <wp:anchor distT="0" distB="0" distL="0" distR="0" simplePos="0" relativeHeight="487588352" behindDoc="1" locked="0" layoutInCell="1" allowOverlap="1" wp14:anchorId="54539858" wp14:editId="54539859">
             <wp:simplePos x="0" y="0"/>
             <wp:positionH relativeFrom="page">
               <wp:posOffset>542925</wp:posOffset>
@@ -337,11 +240,11 @@
             <wp:wrapTopAndBottom/>
             <wp:docPr id="2" name="Image 2"/>
             <wp:cNvGraphicFramePr>
-              <a:graphicFrameLocks/>
+              <a:graphicFrameLocks xmlns:a="http://schemas.openxmlformats.org/drawingml/2006/main"/>
             </wp:cNvGraphicFramePr>
-            <a:graphic>
+            <a:graphic xmlns:a="http://schemas.openxmlformats.org/drawingml/2006/main">
               <a:graphicData uri="http://schemas.openxmlformats.org/drawingml/2006/picture">
-                <pic:pic>
+                <pic:pic xmlns:pic="http://schemas.openxmlformats.org/drawingml/2006/picture">
                   <pic:nvPicPr>
                     <pic:cNvPr id="2" name="Image 2"/>
                     <pic:cNvPicPr/>
@@ -371,13 +274,13 @@
     <w:p>
       <w:pPr>
         <w:pStyle w:val="BodyText"/>
-        <w:spacing w:after="0"/>
         <w:rPr>
           <w:sz w:val="20"/>
         </w:rPr>
         <w:sectPr>
           <w:pgSz w:w="12240" w:h="15840"/>
-          <w:pgMar w:top="1360" w:bottom="280" w:left="0" w:right="0"/>
+          <w:pgMar w:top="1360" w:right="0" w:bottom="280" w:left="0" w:header="720" w:footer="720" w:gutter="0"/>
+          <w:cols w:space="720"/>
         </w:sectPr>
       </w:pPr>
     </w:p>
@@ -389,12 +292,11 @@
           <w:numId w:val="1"/>
         </w:numPr>
         <w:tabs>
-          <w:tab w:pos="1021" w:val="left" w:leader="none"/>
-          <w:tab w:pos="3638" w:val="left" w:leader="none"/>
+          <w:tab w:val="left" w:pos="1021"/>
+          <w:tab w:val="left" w:pos="3638"/>
         </w:tabs>
-        <w:spacing w:line="240" w:lineRule="auto" w:before="61" w:after="0"/>
-        <w:ind w:left="1021" w:right="0" w:hanging="301"/>
-        <w:jc w:val="left"/>
+        <w:spacing w:before="61"/>
+        <w:ind w:left="1021" w:hanging="301"/>
         <w:rPr>
           <w:sz w:val="36"/>
         </w:rPr>
@@ -407,61 +309,8 @@
           <w:sz w:val="36"/>
           <w:u w:val="single"/>
         </w:rPr>
+        <w:lastRenderedPageBreak/>
         <w:t>Administrator</w:t>
-      </w:r>
-      <w:r>
-        <w:rPr>
-          <w:rFonts w:ascii="Arial"/>
-          <w:b/>
-          <w:sz w:val="36"/>
-        </w:rPr>
-        <w:tab/>
-      </w:r>
-      <w:r>
-        <w:rPr>
-          <w:sz w:val="36"/>
-        </w:rPr>
-        <w:t>(Done</w:t>
-      </w:r>
-      <w:r>
-        <w:rPr>
-          <w:spacing w:val="-19"/>
-          <w:sz w:val="36"/>
-        </w:rPr>
-        <w:t> </w:t>
-      </w:r>
-      <w:r>
-        <w:rPr>
-          <w:sz w:val="36"/>
-        </w:rPr>
-        <w:t>by:</w:t>
-      </w:r>
-      <w:r>
-        <w:rPr>
-          <w:spacing w:val="-12"/>
-          <w:sz w:val="36"/>
-        </w:rPr>
-        <w:t> </w:t>
-      </w:r>
-      <w:r>
-        <w:rPr>
-          <w:sz w:val="36"/>
-        </w:rPr>
-        <w:t>Ledio</w:t>
-      </w:r>
-      <w:r>
-        <w:rPr>
-          <w:spacing w:val="-18"/>
-          <w:sz w:val="36"/>
-        </w:rPr>
-        <w:t> </w:t>
-      </w:r>
-      <w:r>
-        <w:rPr>
-          <w:spacing w:val="-2"/>
-          <w:sz w:val="36"/>
-        </w:rPr>
-        <w:t>Tafciu)</w:t>
       </w:r>
     </w:p>
     <w:p>
@@ -490,10 +339,11 @@
       </w:pPr>
       <w:r>
         <w:rPr>
+          <w:noProof/>
           <w:sz w:val="20"/>
         </w:rPr>
         <w:drawing>
-          <wp:anchor distT="0" distB="0" distL="0" distR="0" allowOverlap="1" layoutInCell="1" locked="0" behindDoc="1" simplePos="0" relativeHeight="487588864">
+          <wp:anchor distT="0" distB="0" distL="0" distR="0" simplePos="0" relativeHeight="487588864" behindDoc="1" locked="0" layoutInCell="1" allowOverlap="1" wp14:anchorId="5453985A" wp14:editId="5453985B">
             <wp:simplePos x="0" y="0"/>
             <wp:positionH relativeFrom="page">
               <wp:posOffset>457200</wp:posOffset>
@@ -506,11 +356,11 @@
             <wp:wrapTopAndBottom/>
             <wp:docPr id="3" name="Image 3"/>
             <wp:cNvGraphicFramePr>
-              <a:graphicFrameLocks/>
+              <a:graphicFrameLocks xmlns:a="http://schemas.openxmlformats.org/drawingml/2006/main"/>
             </wp:cNvGraphicFramePr>
-            <a:graphic>
+            <a:graphic xmlns:a="http://schemas.openxmlformats.org/drawingml/2006/main">
               <a:graphicData uri="http://schemas.openxmlformats.org/drawingml/2006/picture">
-                <pic:pic>
+                <pic:pic xmlns:pic="http://schemas.openxmlformats.org/drawingml/2006/picture">
                   <pic:nvPicPr>
                     <pic:cNvPr id="3" name="Image 3"/>
                     <pic:cNvPicPr/>
@@ -540,13 +390,13 @@
     <w:p>
       <w:pPr>
         <w:pStyle w:val="BodyText"/>
-        <w:spacing w:after="0"/>
         <w:rPr>
           <w:sz w:val="20"/>
         </w:rPr>
         <w:sectPr>
           <w:pgSz w:w="12240" w:h="15840"/>
-          <w:pgMar w:top="1280" w:bottom="280" w:left="0" w:right="0"/>
+          <w:pgMar w:top="1280" w:right="0" w:bottom="280" w:left="0" w:header="720" w:footer="720" w:gutter="0"/>
+          <w:cols w:space="720"/>
         </w:sectPr>
       </w:pPr>
     </w:p>
@@ -558,11 +408,9 @@
           <w:numId w:val="1"/>
         </w:numPr>
         <w:tabs>
-          <w:tab w:pos="1021" w:val="left" w:leader="none"/>
+          <w:tab w:val="left" w:pos="1021"/>
         </w:tabs>
-        <w:spacing w:line="240" w:lineRule="auto" w:before="60" w:after="0"/>
-        <w:ind w:left="1021" w:right="0" w:hanging="301"/>
-        <w:jc w:val="left"/>
+        <w:ind w:left="1021" w:hanging="301"/>
         <w:rPr>
           <w:sz w:val="36"/>
         </w:rPr>
@@ -574,6 +422,7 @@
           <w:sz w:val="36"/>
           <w:u w:val="single"/>
         </w:rPr>
+        <w:lastRenderedPageBreak/>
         <w:t>Manager</w:t>
       </w:r>
       <w:r>
@@ -584,53 +433,7 @@
           <w:sz w:val="36"/>
           <w:u w:val="single"/>
         </w:rPr>
-        <w:t> </w:t>
-      </w:r>
-      <w:r>
-        <w:rPr>
-          <w:sz w:val="36"/>
-        </w:rPr>
-        <w:t>(Done</w:t>
-      </w:r>
-      <w:r>
-        <w:rPr>
-          <w:spacing w:val="-14"/>
-          <w:sz w:val="36"/>
-        </w:rPr>
-        <w:t> </w:t>
-      </w:r>
-      <w:r>
-        <w:rPr>
-          <w:sz w:val="36"/>
-        </w:rPr>
-        <w:t>by:</w:t>
-      </w:r>
-      <w:r>
-        <w:rPr>
-          <w:spacing w:val="-16"/>
-          <w:sz w:val="36"/>
-        </w:rPr>
-        <w:t> </w:t>
-      </w:r>
-      <w:r>
-        <w:rPr>
-          <w:sz w:val="36"/>
-        </w:rPr>
-        <w:t>Matias</w:t>
-      </w:r>
-      <w:r>
-        <w:rPr>
-          <w:spacing w:val="-15"/>
-          <w:sz w:val="36"/>
-        </w:rPr>
-        <w:t> </w:t>
-      </w:r>
-      <w:r>
-        <w:rPr>
-          <w:spacing w:val="-2"/>
-          <w:sz w:val="36"/>
-        </w:rPr>
-        <w:t>Bali)</w:t>
+        <w:t xml:space="preserve"> </w:t>
       </w:r>
     </w:p>
     <w:p>
@@ -643,10 +446,11 @@
       </w:pPr>
       <w:r>
         <w:rPr>
+          <w:noProof/>
           <w:sz w:val="20"/>
         </w:rPr>
         <w:drawing>
-          <wp:anchor distT="0" distB="0" distL="0" distR="0" allowOverlap="1" layoutInCell="1" locked="0" behindDoc="1" simplePos="0" relativeHeight="487589376">
+          <wp:anchor distT="0" distB="0" distL="0" distR="0" simplePos="0" relativeHeight="487589376" behindDoc="1" locked="0" layoutInCell="1" allowOverlap="1" wp14:anchorId="5453985C" wp14:editId="5453985D">
             <wp:simplePos x="0" y="0"/>
             <wp:positionH relativeFrom="page">
               <wp:posOffset>142875</wp:posOffset>
@@ -659,11 +463,11 @@
             <wp:wrapTopAndBottom/>
             <wp:docPr id="4" name="Image 4"/>
             <wp:cNvGraphicFramePr>
-              <a:graphicFrameLocks/>
+              <a:graphicFrameLocks xmlns:a="http://schemas.openxmlformats.org/drawingml/2006/main"/>
             </wp:cNvGraphicFramePr>
-            <a:graphic>
+            <a:graphic xmlns:a="http://schemas.openxmlformats.org/drawingml/2006/main">
               <a:graphicData uri="http://schemas.openxmlformats.org/drawingml/2006/picture">
-                <pic:pic>
+                <pic:pic xmlns:pic="http://schemas.openxmlformats.org/drawingml/2006/picture">
                   <pic:nvPicPr>
                     <pic:cNvPr id="4" name="Image 4"/>
                     <pic:cNvPicPr/>
@@ -704,15 +508,15 @@
           <w:numId w:val="1"/>
         </w:numPr>
         <w:tabs>
-          <w:tab w:pos="1014" w:val="left" w:leader="none"/>
+          <w:tab w:val="left" w:pos="1014"/>
         </w:tabs>
-        <w:spacing w:line="240" w:lineRule="auto" w:before="0" w:after="0"/>
-        <w:ind w:left="1014" w:right="0" w:hanging="294"/>
-        <w:jc w:val="left"/>
-        <w:rPr>
-          <w:sz w:val="36"/>
-        </w:rPr>
-      </w:pPr>
+        <w:spacing w:before="0"/>
+        <w:ind w:left="1014" w:hanging="294"/>
+        <w:rPr>
+          <w:sz w:val="36"/>
+        </w:rPr>
+      </w:pPr>
+      <w:proofErr w:type="spellStart"/>
       <w:r>
         <w:rPr>
           <w:rFonts w:ascii="Arial"/>
@@ -722,62 +526,7 @@
         </w:rPr>
         <w:t>Finanicer</w:t>
       </w:r>
-      <w:r>
-        <w:rPr>
-          <w:rFonts w:ascii="Arial"/>
-          <w:b/>
-          <w:spacing w:val="25"/>
-          <w:sz w:val="36"/>
-          <w:u w:val="single"/>
-        </w:rPr>
-        <w:t> </w:t>
-      </w:r>
-      <w:r>
-        <w:rPr>
-          <w:sz w:val="36"/>
-        </w:rPr>
-        <w:t>(Done</w:t>
-      </w:r>
-      <w:r>
-        <w:rPr>
-          <w:spacing w:val="-14"/>
-          <w:sz w:val="36"/>
-        </w:rPr>
-        <w:t> </w:t>
-      </w:r>
-      <w:r>
-        <w:rPr>
-          <w:sz w:val="36"/>
-        </w:rPr>
-        <w:t>by:</w:t>
-      </w:r>
-      <w:r>
-        <w:rPr>
-          <w:spacing w:val="-14"/>
-          <w:sz w:val="36"/>
-        </w:rPr>
-        <w:t> </w:t>
-      </w:r>
-      <w:r>
-        <w:rPr>
-          <w:sz w:val="36"/>
-        </w:rPr>
-        <w:t>Ornelt</w:t>
-      </w:r>
-      <w:r>
-        <w:rPr>
-          <w:spacing w:val="-14"/>
-          <w:sz w:val="36"/>
-        </w:rPr>
-        <w:t> </w:t>
-      </w:r>
-      <w:r>
-        <w:rPr>
-          <w:spacing w:val="-2"/>
-          <w:sz w:val="36"/>
-        </w:rPr>
-        <w:t>Lemellari)</w:t>
-      </w:r>
+      <w:proofErr w:type="spellEnd"/>
     </w:p>
     <w:p>
       <w:pPr>
@@ -789,10 +538,11 @@
       </w:pPr>
       <w:r>
         <w:rPr>
+          <w:noProof/>
           <w:sz w:val="16"/>
         </w:rPr>
         <w:drawing>
-          <wp:anchor distT="0" distB="0" distL="0" distR="0" allowOverlap="1" layoutInCell="1" locked="0" behindDoc="1" simplePos="0" relativeHeight="487589888">
+          <wp:anchor distT="0" distB="0" distL="0" distR="0" simplePos="0" relativeHeight="487589888" behindDoc="1" locked="0" layoutInCell="1" allowOverlap="1" wp14:anchorId="5453985E" wp14:editId="5453985F">
             <wp:simplePos x="0" y="0"/>
             <wp:positionH relativeFrom="page">
               <wp:posOffset>457200</wp:posOffset>
@@ -805,11 +555,11 @@
             <wp:wrapTopAndBottom/>
             <wp:docPr id="5" name="Image 5"/>
             <wp:cNvGraphicFramePr>
-              <a:graphicFrameLocks/>
+              <a:graphicFrameLocks xmlns:a="http://schemas.openxmlformats.org/drawingml/2006/main"/>
             </wp:cNvGraphicFramePr>
-            <a:graphic>
+            <a:graphic xmlns:a="http://schemas.openxmlformats.org/drawingml/2006/main">
               <a:graphicData uri="http://schemas.openxmlformats.org/drawingml/2006/picture">
-                <pic:pic>
+                <pic:pic xmlns:pic="http://schemas.openxmlformats.org/drawingml/2006/picture">
                   <pic:nvPicPr>
                     <pic:cNvPr id="5" name="Image 5"/>
                     <pic:cNvPicPr/>
@@ -839,13 +589,13 @@
     <w:p>
       <w:pPr>
         <w:pStyle w:val="BodyText"/>
-        <w:spacing w:after="0"/>
         <w:rPr>
           <w:sz w:val="16"/>
         </w:rPr>
         <w:sectPr>
           <w:pgSz w:w="12240" w:h="15840"/>
-          <w:pgMar w:top="1360" w:bottom="280" w:left="0" w:right="0"/>
+          <w:pgMar w:top="1360" w:right="0" w:bottom="280" w:left="0" w:header="720" w:footer="720" w:gutter="0"/>
+          <w:cols w:space="720"/>
         </w:sectPr>
       </w:pPr>
     </w:p>
@@ -857,11 +607,9 @@
           <w:numId w:val="1"/>
         </w:numPr>
         <w:tabs>
-          <w:tab w:pos="1007" w:val="left" w:leader="none"/>
+          <w:tab w:val="left" w:pos="1007"/>
         </w:tabs>
-        <w:spacing w:line="240" w:lineRule="auto" w:before="60" w:after="0"/>
-        <w:ind w:left="1007" w:right="0" w:hanging="287"/>
-        <w:jc w:val="left"/>
+        <w:ind w:left="1007" w:hanging="287"/>
         <w:rPr>
           <w:sz w:val="36"/>
         </w:rPr>
@@ -873,6 +621,7 @@
           <w:sz w:val="36"/>
           <w:u w:val="single"/>
         </w:rPr>
+        <w:lastRenderedPageBreak/>
         <w:t>HR</w:t>
       </w:r>
       <w:r>
@@ -883,54 +632,10 @@
           <w:sz w:val="36"/>
           <w:u w:val="single"/>
         </w:rPr>
-        <w:t> </w:t>
-      </w:r>
-      <w:r>
-        <w:rPr>
-          <w:sz w:val="36"/>
-        </w:rPr>
-        <w:t>(Done</w:t>
-      </w:r>
-      <w:r>
-        <w:rPr>
-          <w:spacing w:val="-13"/>
-          <w:sz w:val="36"/>
-        </w:rPr>
-        <w:t> </w:t>
-      </w:r>
-      <w:r>
-        <w:rPr>
-          <w:sz w:val="36"/>
-        </w:rPr>
-        <w:t>by:</w:t>
-      </w:r>
-      <w:r>
-        <w:rPr>
-          <w:spacing w:val="-13"/>
-          <w:sz w:val="36"/>
-        </w:rPr>
-        <w:t> </w:t>
-      </w:r>
-      <w:r>
-        <w:rPr>
-          <w:sz w:val="36"/>
-        </w:rPr>
-        <w:t>Desard</w:t>
-      </w:r>
-      <w:r>
-        <w:rPr>
-          <w:spacing w:val="-13"/>
-          <w:sz w:val="36"/>
-        </w:rPr>
-        <w:t> </w:t>
-      </w:r>
-      <w:r>
-        <w:rPr>
-          <w:spacing w:val="-2"/>
-          <w:sz w:val="36"/>
-        </w:rPr>
-        <w:t>Lybeshari)</w:t>
-      </w:r>
+        <w:t xml:space="preserve"> </w:t>
+      </w:r>
+      <w:bookmarkStart w:id="0" w:name="_GoBack"/>
+      <w:bookmarkEnd w:id="0"/>
     </w:p>
     <w:p>
       <w:pPr>
@@ -942,10 +647,11 @@
       </w:pPr>
       <w:r>
         <w:rPr>
+          <w:noProof/>
           <w:sz w:val="20"/>
         </w:rPr>
         <w:drawing>
-          <wp:anchor distT="0" distB="0" distL="0" distR="0" allowOverlap="1" layoutInCell="1" locked="0" behindDoc="1" simplePos="0" relativeHeight="487590400">
+          <wp:anchor distT="0" distB="0" distL="0" distR="0" simplePos="0" relativeHeight="487590400" behindDoc="1" locked="0" layoutInCell="1" allowOverlap="1" wp14:anchorId="54539860" wp14:editId="54539861">
             <wp:simplePos x="0" y="0"/>
             <wp:positionH relativeFrom="page">
               <wp:posOffset>456565</wp:posOffset>
@@ -958,11 +664,11 @@
             <wp:wrapTopAndBottom/>
             <wp:docPr id="6" name="Image 6"/>
             <wp:cNvGraphicFramePr>
-              <a:graphicFrameLocks/>
+              <a:graphicFrameLocks xmlns:a="http://schemas.openxmlformats.org/drawingml/2006/main"/>
             </wp:cNvGraphicFramePr>
-            <a:graphic>
+            <a:graphic xmlns:a="http://schemas.openxmlformats.org/drawingml/2006/main">
               <a:graphicData uri="http://schemas.openxmlformats.org/drawingml/2006/picture">
-                <pic:pic>
+                <pic:pic xmlns:pic="http://schemas.openxmlformats.org/drawingml/2006/picture">
                   <pic:nvPicPr>
                     <pic:cNvPr id="6" name="Image 6"/>
                     <pic:cNvPicPr/>
@@ -991,17 +697,20 @@
     </w:p>
     <w:sectPr>
       <w:pgSz w:w="12240" w:h="15840"/>
-      <w:pgMar w:top="1360" w:bottom="280" w:left="0" w:right="0"/>
+      <w:pgMar w:top="1360" w:right="0" w:bottom="280" w:left="0" w:header="720" w:footer="720" w:gutter="0"/>
+      <w:cols w:space="720"/>
     </w:sectPr>
   </w:body>
 </w:document>
 </file>
 
 <file path=word/numbering.xml><?xml version="1.0" encoding="utf-8"?>
-<w:numbering xmlns:ve="http://schemas.openxmlformats.org/markup-compatibility/2006" xmlns:o="urn:schemas-microsoft-com:office:office" xmlns:r="http://schemas.openxmlformats.org/officeDocument/2006/relationships" xmlns:m="http://schemas.openxmlformats.org/officeDocument/2006/math" xmlns:v="urn:schemas-microsoft-com:vml" xmlns:wp="http://schemas.openxmlformats.org/drawingml/2006/wordprocessingDrawing" xmlns:w10="urn:schemas-microsoft-com:office:word" xmlns:w="http://schemas.openxmlformats.org/wordprocessingml/2006/main" xmlns:wne="http://schemas.microsoft.com/office/word/2006/wordml">
-  <w:abstractNum w:abstractNumId="0">
+<w:numbering xmlns:wpc="http://schemas.microsoft.com/office/word/2010/wordprocessingCanvas" xmlns:cx="http://schemas.microsoft.com/office/drawing/2014/chartex" xmlns:cx1="http://schemas.microsoft.com/office/drawing/2015/9/8/chartex" xmlns:cx2="http://schemas.microsoft.com/office/drawing/2015/10/21/chartex" xmlns:cx3="http://schemas.microsoft.com/office/drawing/2016/5/9/chartex" xmlns:cx4="http://schemas.microsoft.com/office/drawing/2016/5/10/chartex" xmlns:cx5="http://schemas.microsoft.com/office/drawing/2016/5/11/chartex" xmlns:cx6="http://schemas.microsoft.com/office/drawing/2016/5/12/chartex" xmlns:cx7="http://schemas.microsoft.com/office/drawing/2016/5/13/chartex" xmlns:cx8="http://schemas.microsoft.com/office/drawing/2016/5/14/chartex" xmlns:mc="http://schemas.openxmlformats.org/markup-compatibility/2006" xmlns:aink="http://schemas.microsoft.com/office/drawing/2016/ink" xmlns:am3d="http://schemas.microsoft.com/office/drawing/2017/model3d" xmlns:o="urn:schemas-microsoft-com:office:office" xmlns:r="http://schemas.openxmlformats.org/officeDocument/2006/relationships" xmlns:m="http://schemas.openxmlformats.org/officeDocument/2006/math" xmlns:v="urn:schemas-microsoft-com:vml" xmlns:wp14="http://schemas.microsoft.com/office/word/2010/wordprocessingDrawing" xmlns:wp="http://schemas.openxmlformats.org/drawingml/2006/wordprocessingDrawing" xmlns:w10="urn:schemas-microsoft-com:office:word" xmlns:w="http://schemas.openxmlformats.org/wordprocessingml/2006/main" xmlns:w14="http://schemas.microsoft.com/office/word/2010/wordml" xmlns:w15="http://schemas.microsoft.com/office/word/2012/wordml" xmlns:w16cid="http://schemas.microsoft.com/office/word/2016/wordml/cid" xmlns:w16se="http://schemas.microsoft.com/office/word/2015/wordml/symex" xmlns:wpg="http://schemas.microsoft.com/office/word/2010/wordprocessingGroup" xmlns:wpi="http://schemas.microsoft.com/office/word/2010/wordprocessingInk" xmlns:wne="http://schemas.microsoft.com/office/word/2006/wordml" xmlns:wps="http://schemas.microsoft.com/office/word/2010/wordprocessingShape" mc:Ignorable="w14 w15 w16se w16cid wp14">
+  <w:abstractNum w:abstractNumId="0" w15:restartNumberingAfterBreak="0">
+    <w:nsid w:val="26041E9A"/>
     <w:multiLevelType w:val="hybridMultilevel"/>
-    <w:lvl w:ilvl="0">
+    <w:tmpl w:val="664AAB4E"/>
+    <w:lvl w:ilvl="0" w:tplc="7E32A57E">
       <w:start w:val="1"/>
       <w:numFmt w:val="decimal"/>
       <w:lvlText w:val="%1."/>
@@ -1011,7 +720,7 @@
         <w:jc w:val="left"/>
       </w:pPr>
       <w:rPr>
-        <w:rFonts w:hint="default" w:ascii="Arial" w:hAnsi="Arial" w:eastAsia="Arial" w:cs="Arial"/>
+        <w:rFonts w:ascii="Arial" w:eastAsia="Arial" w:hAnsi="Arial" w:cs="Arial" w:hint="default"/>
         <w:b/>
         <w:bCs/>
         <w:i w:val="0"/>
@@ -1024,8 +733,7 @@
         <w:lang w:val="en-US" w:eastAsia="en-US" w:bidi="ar-SA"/>
       </w:rPr>
     </w:lvl>
-    <w:lvl w:ilvl="1">
-      <w:start w:val="0"/>
+    <w:lvl w:ilvl="1" w:tplc="3D1A881E">
       <w:numFmt w:val="bullet"/>
       <w:lvlText w:val="•"/>
       <w:lvlJc w:val="left"/>
@@ -1037,8 +745,7 @@
         <w:lang w:val="en-US" w:eastAsia="en-US" w:bidi="ar-SA"/>
       </w:rPr>
     </w:lvl>
-    <w:lvl w:ilvl="2">
-      <w:start w:val="0"/>
+    <w:lvl w:ilvl="2" w:tplc="81CE587A">
       <w:numFmt w:val="bullet"/>
       <w:lvlText w:val="•"/>
       <w:lvlJc w:val="left"/>
@@ -1050,8 +757,7 @@
         <w:lang w:val="en-US" w:eastAsia="en-US" w:bidi="ar-SA"/>
       </w:rPr>
     </w:lvl>
-    <w:lvl w:ilvl="3">
-      <w:start w:val="0"/>
+    <w:lvl w:ilvl="3" w:tplc="C6180A14">
       <w:numFmt w:val="bullet"/>
       <w:lvlText w:val="•"/>
       <w:lvlJc w:val="left"/>
@@ -1063,8 +769,7 @@
         <w:lang w:val="en-US" w:eastAsia="en-US" w:bidi="ar-SA"/>
       </w:rPr>
     </w:lvl>
-    <w:lvl w:ilvl="4">
-      <w:start w:val="0"/>
+    <w:lvl w:ilvl="4" w:tplc="E4C294EE">
       <w:numFmt w:val="bullet"/>
       <w:lvlText w:val="•"/>
       <w:lvlJc w:val="left"/>
@@ -1076,8 +781,7 @@
         <w:lang w:val="en-US" w:eastAsia="en-US" w:bidi="ar-SA"/>
       </w:rPr>
     </w:lvl>
-    <w:lvl w:ilvl="5">
-      <w:start w:val="0"/>
+    <w:lvl w:ilvl="5" w:tplc="0840F1C2">
       <w:numFmt w:val="bullet"/>
       <w:lvlText w:val="•"/>
       <w:lvlJc w:val="left"/>
@@ -1089,8 +793,7 @@
         <w:lang w:val="en-US" w:eastAsia="en-US" w:bidi="ar-SA"/>
       </w:rPr>
     </w:lvl>
-    <w:lvl w:ilvl="6">
-      <w:start w:val="0"/>
+    <w:lvl w:ilvl="6" w:tplc="266A0EC8">
       <w:numFmt w:val="bullet"/>
       <w:lvlText w:val="•"/>
       <w:lvlJc w:val="left"/>
@@ -1102,8 +805,7 @@
         <w:lang w:val="en-US" w:eastAsia="en-US" w:bidi="ar-SA"/>
       </w:rPr>
     </w:lvl>
-    <w:lvl w:ilvl="7">
-      <w:start w:val="0"/>
+    <w:lvl w:ilvl="7" w:tplc="4B58FD0A">
       <w:numFmt w:val="bullet"/>
       <w:lvlText w:val="•"/>
       <w:lvlJc w:val="left"/>
@@ -1115,8 +817,7 @@
         <w:lang w:val="en-US" w:eastAsia="en-US" w:bidi="ar-SA"/>
       </w:rPr>
     </w:lvl>
-    <w:lvl w:ilvl="8">
-      <w:start w:val="0"/>
+    <w:lvl w:ilvl="8" w:tplc="EB0CE304">
       <w:numFmt w:val="bullet"/>
       <w:lvlText w:val="•"/>
       <w:lvlJc w:val="left"/>
@@ -1136,14 +837,14 @@
 </file>
 
 <file path=word/styles.xml><?xml version="1.0" encoding="utf-8"?>
-<w:styles xmlns:r="http://schemas.openxmlformats.org/officeDocument/2006/relationships" xmlns:w="http://schemas.openxmlformats.org/wordprocessingml/2006/main">
+<w:styles xmlns:mc="http://schemas.openxmlformats.org/markup-compatibility/2006" xmlns:r="http://schemas.openxmlformats.org/officeDocument/2006/relationships" xmlns:w="http://schemas.openxmlformats.org/wordprocessingml/2006/main" xmlns:w14="http://schemas.microsoft.com/office/word/2010/wordml" xmlns:w15="http://schemas.microsoft.com/office/word/2012/wordml" xmlns:w16cid="http://schemas.microsoft.com/office/word/2016/wordml/cid" xmlns:w16se="http://schemas.microsoft.com/office/word/2015/wordml/symex" mc:Ignorable="w14 w15 w16se w16cid">
   <w:docDefaults>
     <w:rPrDefault>
       <w:rPr>
-        <w:rFonts w:cstheme="minorBidi" w:hAnsiTheme="minorHAnsi" w:eastAsiaTheme="minorHAnsi" w:asciiTheme="minorHAnsi"/>
+        <w:rFonts w:asciiTheme="minorHAnsi" w:eastAsiaTheme="minorHAnsi" w:hAnsiTheme="minorHAnsi" w:cstheme="minorBidi"/>
         <w:sz w:val="22"/>
         <w:szCs w:val="22"/>
-        <w:lang w:val="en-US" w:bidi="ar-SA" w:eastAsia="en-US"/>
+        <w:lang w:val="en-US" w:eastAsia="en-US" w:bidi="ar-SA"/>
       </w:rPr>
     </w:rPrDefault>
     <w:pPrDefault>
@@ -1151,67 +852,434 @@
         <w:widowControl w:val="0"/>
         <w:autoSpaceDE w:val="0"/>
         <w:autoSpaceDN w:val="0"/>
-        <w:spacing w:lineRule="auto" w:line="240" w:before="0" w:after="0"/>
-        <w:ind w:left="0" w:right="0"/>
-        <w:jc w:val="left"/>
       </w:pPr>
     </w:pPrDefault>
   </w:docDefaults>
-  <w:style w:styleId="DefaultParagraphFont" w:default="1" w:type="character">
+  <w:latentStyles w:defLockedState="0" w:defUIPriority="99" w:defSemiHidden="0" w:defUnhideWhenUsed="0" w:defQFormat="0" w:count="375">
+    <w:lsdException w:name="Normal" w:uiPriority="0" w:qFormat="1"/>
+    <w:lsdException w:name="heading 1" w:uiPriority="9" w:qFormat="1"/>
+    <w:lsdException w:name="heading 2" w:semiHidden="1" w:uiPriority="9" w:unhideWhenUsed="1" w:qFormat="1"/>
+    <w:lsdException w:name="heading 3" w:semiHidden="1" w:uiPriority="9" w:unhideWhenUsed="1" w:qFormat="1"/>
+    <w:lsdException w:name="heading 4" w:semiHidden="1" w:uiPriority="9" w:unhideWhenUsed="1" w:qFormat="1"/>
+    <w:lsdException w:name="heading 5" w:semiHidden="1" w:uiPriority="9" w:unhideWhenUsed="1" w:qFormat="1"/>
+    <w:lsdException w:name="heading 6" w:semiHidden="1" w:uiPriority="9" w:unhideWhenUsed="1" w:qFormat="1"/>
+    <w:lsdException w:name="heading 7" w:semiHidden="1" w:uiPriority="9" w:unhideWhenUsed="1" w:qFormat="1"/>
+    <w:lsdException w:name="heading 8" w:semiHidden="1" w:uiPriority="9" w:unhideWhenUsed="1" w:qFormat="1"/>
+    <w:lsdException w:name="heading 9" w:semiHidden="1" w:uiPriority="9" w:unhideWhenUsed="1" w:qFormat="1"/>
+    <w:lsdException w:name="index 1" w:semiHidden="1" w:unhideWhenUsed="1"/>
+    <w:lsdException w:name="index 2" w:semiHidden="1" w:unhideWhenUsed="1"/>
+    <w:lsdException w:name="index 3" w:semiHidden="1" w:unhideWhenUsed="1"/>
+    <w:lsdException w:name="index 4" w:semiHidden="1" w:unhideWhenUsed="1"/>
+    <w:lsdException w:name="index 5" w:semiHidden="1" w:unhideWhenUsed="1"/>
+    <w:lsdException w:name="index 6" w:semiHidden="1" w:unhideWhenUsed="1"/>
+    <w:lsdException w:name="index 7" w:semiHidden="1" w:unhideWhenUsed="1"/>
+    <w:lsdException w:name="index 8" w:semiHidden="1" w:unhideWhenUsed="1"/>
+    <w:lsdException w:name="index 9" w:semiHidden="1" w:unhideWhenUsed="1"/>
+    <w:lsdException w:name="toc 1" w:semiHidden="1" w:uiPriority="39" w:unhideWhenUsed="1"/>
+    <w:lsdException w:name="toc 2" w:semiHidden="1" w:uiPriority="39" w:unhideWhenUsed="1"/>
+    <w:lsdException w:name="toc 3" w:semiHidden="1" w:uiPriority="39" w:unhideWhenUsed="1"/>
+    <w:lsdException w:name="toc 4" w:semiHidden="1" w:uiPriority="39" w:unhideWhenUsed="1"/>
+    <w:lsdException w:name="toc 5" w:semiHidden="1" w:uiPriority="39" w:unhideWhenUsed="1"/>
+    <w:lsdException w:name="toc 6" w:semiHidden="1" w:uiPriority="39" w:unhideWhenUsed="1"/>
+    <w:lsdException w:name="toc 7" w:semiHidden="1" w:uiPriority="39" w:unhideWhenUsed="1"/>
+    <w:lsdException w:name="toc 8" w:semiHidden="1" w:uiPriority="39" w:unhideWhenUsed="1"/>
+    <w:lsdException w:name="toc 9" w:semiHidden="1" w:uiPriority="39" w:unhideWhenUsed="1"/>
+    <w:lsdException w:name="Normal Indent" w:semiHidden="1" w:unhideWhenUsed="1"/>
+    <w:lsdException w:name="footnote text" w:semiHidden="1" w:unhideWhenUsed="1"/>
+    <w:lsdException w:name="annotation text" w:semiHidden="1" w:unhideWhenUsed="1"/>
+    <w:lsdException w:name="header" w:semiHidden="1" w:unhideWhenUsed="1"/>
+    <w:lsdException w:name="footer" w:semiHidden="1" w:unhideWhenUsed="1"/>
+    <w:lsdException w:name="index heading" w:semiHidden="1" w:unhideWhenUsed="1"/>
+    <w:lsdException w:name="caption" w:semiHidden="1" w:uiPriority="35" w:unhideWhenUsed="1" w:qFormat="1"/>
+    <w:lsdException w:name="table of figures" w:semiHidden="1" w:unhideWhenUsed="1"/>
+    <w:lsdException w:name="envelope address" w:semiHidden="1" w:unhideWhenUsed="1"/>
+    <w:lsdException w:name="envelope return" w:semiHidden="1" w:unhideWhenUsed="1"/>
+    <w:lsdException w:name="footnote reference" w:semiHidden="1" w:unhideWhenUsed="1"/>
+    <w:lsdException w:name="annotation reference" w:semiHidden="1" w:unhideWhenUsed="1"/>
+    <w:lsdException w:name="line number" w:semiHidden="1" w:unhideWhenUsed="1"/>
+    <w:lsdException w:name="page number" w:semiHidden="1" w:unhideWhenUsed="1"/>
+    <w:lsdException w:name="endnote reference" w:semiHidden="1" w:unhideWhenUsed="1"/>
+    <w:lsdException w:name="endnote text" w:semiHidden="1" w:unhideWhenUsed="1"/>
+    <w:lsdException w:name="table of authorities" w:semiHidden="1" w:unhideWhenUsed="1"/>
+    <w:lsdException w:name="macro" w:semiHidden="1" w:unhideWhenUsed="1"/>
+    <w:lsdException w:name="toa heading" w:semiHidden="1" w:unhideWhenUsed="1"/>
+    <w:lsdException w:name="List" w:semiHidden="1" w:unhideWhenUsed="1"/>
+    <w:lsdException w:name="List Bullet" w:semiHidden="1" w:unhideWhenUsed="1"/>
+    <w:lsdException w:name="List Number" w:semiHidden="1" w:unhideWhenUsed="1"/>
+    <w:lsdException w:name="List 2" w:semiHidden="1" w:unhideWhenUsed="1"/>
+    <w:lsdException w:name="List 3" w:semiHidden="1" w:unhideWhenUsed="1"/>
+    <w:lsdException w:name="List 4" w:semiHidden="1" w:unhideWhenUsed="1"/>
+    <w:lsdException w:name="List 5" w:semiHidden="1" w:unhideWhenUsed="1"/>
+    <w:lsdException w:name="List Bullet 2" w:semiHidden="1" w:unhideWhenUsed="1"/>
+    <w:lsdException w:name="List Bullet 3" w:semiHidden="1" w:unhideWhenUsed="1"/>
+    <w:lsdException w:name="List Bullet 4" w:semiHidden="1" w:unhideWhenUsed="1"/>
+    <w:lsdException w:name="List Bullet 5" w:semiHidden="1" w:unhideWhenUsed="1"/>
+    <w:lsdException w:name="List Number 2" w:semiHidden="1" w:unhideWhenUsed="1"/>
+    <w:lsdException w:name="List Number 3" w:semiHidden="1" w:unhideWhenUsed="1"/>
+    <w:lsdException w:name="List Number 4" w:semiHidden="1" w:unhideWhenUsed="1"/>
+    <w:lsdException w:name="List Number 5" w:semiHidden="1" w:unhideWhenUsed="1"/>
+    <w:lsdException w:name="Title" w:uiPriority="10" w:qFormat="1"/>
+    <w:lsdException w:name="Closing" w:semiHidden="1" w:unhideWhenUsed="1"/>
+    <w:lsdException w:name="Signature" w:semiHidden="1" w:unhideWhenUsed="1"/>
+    <w:lsdException w:name="Default Paragraph Font" w:semiHidden="1" w:uiPriority="1" w:unhideWhenUsed="1"/>
+    <w:lsdException w:name="Body Text" w:semiHidden="1" w:unhideWhenUsed="1"/>
+    <w:lsdException w:name="Body Text Indent" w:semiHidden="1" w:unhideWhenUsed="1"/>
+    <w:lsdException w:name="List Continue" w:semiHidden="1" w:unhideWhenUsed="1"/>
+    <w:lsdException w:name="List Continue 2" w:semiHidden="1" w:unhideWhenUsed="1"/>
+    <w:lsdException w:name="List Continue 3" w:semiHidden="1" w:unhideWhenUsed="1"/>
+    <w:lsdException w:name="List Continue 4" w:semiHidden="1" w:unhideWhenUsed="1"/>
+    <w:lsdException w:name="List Continue 5" w:semiHidden="1" w:unhideWhenUsed="1"/>
+    <w:lsdException w:name="Message Header" w:semiHidden="1" w:unhideWhenUsed="1"/>
+    <w:lsdException w:name="Subtitle" w:uiPriority="11" w:qFormat="1"/>
+    <w:lsdException w:name="Salutation" w:semiHidden="1" w:unhideWhenUsed="1"/>
+    <w:lsdException w:name="Date" w:semiHidden="1" w:unhideWhenUsed="1"/>
+    <w:lsdException w:name="Body Text First Indent" w:semiHidden="1" w:unhideWhenUsed="1"/>
+    <w:lsdException w:name="Body Text First Indent 2" w:semiHidden="1" w:unhideWhenUsed="1"/>
+    <w:lsdException w:name="Note Heading" w:semiHidden="1" w:unhideWhenUsed="1"/>
+    <w:lsdException w:name="Body Text 2" w:semiHidden="1" w:unhideWhenUsed="1"/>
+    <w:lsdException w:name="Body Text 3" w:semiHidden="1" w:unhideWhenUsed="1"/>
+    <w:lsdException w:name="Body Text Indent 2" w:semiHidden="1" w:unhideWhenUsed="1"/>
+    <w:lsdException w:name="Body Text Indent 3" w:semiHidden="1" w:unhideWhenUsed="1"/>
+    <w:lsdException w:name="Block Text" w:semiHidden="1" w:unhideWhenUsed="1"/>
+    <w:lsdException w:name="Hyperlink" w:semiHidden="1" w:unhideWhenUsed="1"/>
+    <w:lsdException w:name="FollowedHyperlink" w:semiHidden="1" w:unhideWhenUsed="1"/>
+    <w:lsdException w:name="Strong" w:uiPriority="22" w:qFormat="1"/>
+    <w:lsdException w:name="Emphasis" w:uiPriority="20" w:qFormat="1"/>
+    <w:lsdException w:name="Document Map" w:semiHidden="1" w:unhideWhenUsed="1"/>
+    <w:lsdException w:name="Plain Text" w:semiHidden="1" w:unhideWhenUsed="1"/>
+    <w:lsdException w:name="E-mail Signature" w:semiHidden="1" w:unhideWhenUsed="1"/>
+    <w:lsdException w:name="HTML Top of Form" w:semiHidden="1" w:unhideWhenUsed="1"/>
+    <w:lsdException w:name="HTML Bottom of Form" w:semiHidden="1" w:unhideWhenUsed="1"/>
+    <w:lsdException w:name="Normal (Web)" w:semiHidden="1" w:unhideWhenUsed="1"/>
+    <w:lsdException w:name="HTML Acronym" w:semiHidden="1" w:unhideWhenUsed="1"/>
+    <w:lsdException w:name="HTML Address" w:semiHidden="1" w:unhideWhenUsed="1"/>
+    <w:lsdException w:name="HTML Cite" w:semiHidden="1" w:unhideWhenUsed="1"/>
+    <w:lsdException w:name="HTML Code" w:semiHidden="1" w:unhideWhenUsed="1"/>
+    <w:lsdException w:name="HTML Definition" w:semiHidden="1" w:unhideWhenUsed="1"/>
+    <w:lsdException w:name="HTML Keyboard" w:semiHidden="1" w:unhideWhenUsed="1"/>
+    <w:lsdException w:name="HTML Preformatted" w:semiHidden="1" w:unhideWhenUsed="1"/>
+    <w:lsdException w:name="HTML Sample" w:semiHidden="1" w:unhideWhenUsed="1"/>
+    <w:lsdException w:name="HTML Typewriter" w:semiHidden="1" w:unhideWhenUsed="1"/>
+    <w:lsdException w:name="HTML Variable" w:semiHidden="1" w:unhideWhenUsed="1"/>
+    <w:lsdException w:name="Normal Table" w:semiHidden="1" w:unhideWhenUsed="1"/>
+    <w:lsdException w:name="annotation subject" w:semiHidden="1" w:unhideWhenUsed="1"/>
+    <w:lsdException w:name="No List" w:semiHidden="1" w:unhideWhenUsed="1"/>
+    <w:lsdException w:name="Outline List 1" w:semiHidden="1" w:unhideWhenUsed="1"/>
+    <w:lsdException w:name="Outline List 2" w:semiHidden="1" w:unhideWhenUsed="1"/>
+    <w:lsdException w:name="Outline List 3" w:semiHidden="1" w:unhideWhenUsed="1"/>
+    <w:lsdException w:name="Table Simple 1" w:semiHidden="1" w:unhideWhenUsed="1"/>
+    <w:lsdException w:name="Table Simple 2" w:semiHidden="1" w:unhideWhenUsed="1"/>
+    <w:lsdException w:name="Table Simple 3" w:semiHidden="1" w:unhideWhenUsed="1"/>
+    <w:lsdException w:name="Table Classic 1" w:semiHidden="1" w:unhideWhenUsed="1"/>
+    <w:lsdException w:name="Table Classic 2" w:semiHidden="1" w:unhideWhenUsed="1"/>
+    <w:lsdException w:name="Table Classic 3" w:semiHidden="1" w:unhideWhenUsed="1"/>
+    <w:lsdException w:name="Table Classic 4" w:semiHidden="1" w:unhideWhenUsed="1"/>
+    <w:lsdException w:name="Table Colorful 1" w:semiHidden="1" w:unhideWhenUsed="1"/>
+    <w:lsdException w:name="Table Colorful 2" w:semiHidden="1" w:unhideWhenUsed="1"/>
+    <w:lsdException w:name="Table Colorful 3" w:semiHidden="1" w:unhideWhenUsed="1"/>
+    <w:lsdException w:name="Table Columns 1" w:semiHidden="1" w:unhideWhenUsed="1"/>
+    <w:lsdException w:name="Table Columns 2" w:semiHidden="1" w:unhideWhenUsed="1"/>
+    <w:lsdException w:name="Table Columns 3" w:semiHidden="1" w:unhideWhenUsed="1"/>
+    <w:lsdException w:name="Table Columns 4" w:semiHidden="1" w:unhideWhenUsed="1"/>
+    <w:lsdException w:name="Table Columns 5" w:semiHidden="1" w:unhideWhenUsed="1"/>
+    <w:lsdException w:name="Table Grid 1" w:semiHidden="1" w:unhideWhenUsed="1"/>
+    <w:lsdException w:name="Table Grid 2" w:semiHidden="1" w:unhideWhenUsed="1"/>
+    <w:lsdException w:name="Table Grid 3" w:semiHidden="1" w:unhideWhenUsed="1"/>
+    <w:lsdException w:name="Table Grid 4" w:semiHidden="1" w:unhideWhenUsed="1"/>
+    <w:lsdException w:name="Table Grid 5" w:semiHidden="1" w:unhideWhenUsed="1"/>
+    <w:lsdException w:name="Table Grid 6" w:semiHidden="1" w:unhideWhenUsed="1"/>
+    <w:lsdException w:name="Table Grid 7" w:semiHidden="1" w:unhideWhenUsed="1"/>
+    <w:lsdException w:name="Table Grid 8" w:semiHidden="1" w:unhideWhenUsed="1"/>
+    <w:lsdException w:name="Table List 1" w:semiHidden="1" w:unhideWhenUsed="1"/>
+    <w:lsdException w:name="Table List 2" w:semiHidden="1" w:unhideWhenUsed="1"/>
+    <w:lsdException w:name="Table List 3" w:semiHidden="1" w:unhideWhenUsed="1"/>
+    <w:lsdException w:name="Table List 4" w:semiHidden="1" w:unhideWhenUsed="1"/>
+    <w:lsdException w:name="Table List 5" w:semiHidden="1" w:unhideWhenUsed="1"/>
+    <w:lsdException w:name="Table List 6" w:semiHidden="1" w:unhideWhenUsed="1"/>
+    <w:lsdException w:name="Table List 7" w:semiHidden="1" w:unhideWhenUsed="1"/>
+    <w:lsdException w:name="Table List 8" w:semiHidden="1" w:unhideWhenUsed="1"/>
+    <w:lsdException w:name="Table 3D effects 1" w:semiHidden="1" w:unhideWhenUsed="1"/>
+    <w:lsdException w:name="Table 3D effects 2" w:semiHidden="1" w:unhideWhenUsed="1"/>
+    <w:lsdException w:name="Table 3D effects 3" w:semiHidden="1" w:unhideWhenUsed="1"/>
+    <w:lsdException w:name="Table Contemporary" w:semiHidden="1" w:unhideWhenUsed="1"/>
+    <w:lsdException w:name="Table Elegant" w:semiHidden="1" w:unhideWhenUsed="1"/>
+    <w:lsdException w:name="Table Professional" w:semiHidden="1" w:unhideWhenUsed="1"/>
+    <w:lsdException w:name="Table Subtle 1" w:semiHidden="1" w:unhideWhenUsed="1"/>
+    <w:lsdException w:name="Table Subtle 2" w:semiHidden="1" w:unhideWhenUsed="1"/>
+    <w:lsdException w:name="Table Web 1" w:semiHidden="1" w:unhideWhenUsed="1"/>
+    <w:lsdException w:name="Table Web 2" w:semiHidden="1" w:unhideWhenUsed="1"/>
+    <w:lsdException w:name="Table Web 3" w:semiHidden="1" w:unhideWhenUsed="1"/>
+    <w:lsdException w:name="Balloon Text" w:semiHidden="1" w:unhideWhenUsed="1"/>
+    <w:lsdException w:name="Table Grid" w:uiPriority="39"/>
+    <w:lsdException w:name="Table Theme" w:semiHidden="1" w:unhideWhenUsed="1"/>
+    <w:lsdException w:name="Placeholder Text" w:semiHidden="1"/>
+    <w:lsdException w:name="No Spacing" w:uiPriority="1" w:qFormat="1"/>
+    <w:lsdException w:name="Light Shading" w:uiPriority="60"/>
+    <w:lsdException w:name="Light List" w:uiPriority="61"/>
+    <w:lsdException w:name="Light Grid" w:uiPriority="62"/>
+    <w:lsdException w:name="Medium Shading 1" w:uiPriority="63"/>
+    <w:lsdException w:name="Medium Shading 2" w:uiPriority="64"/>
+    <w:lsdException w:name="Medium List 1" w:uiPriority="65"/>
+    <w:lsdException w:name="Medium List 2" w:uiPriority="66"/>
+    <w:lsdException w:name="Medium Grid 1" w:uiPriority="67"/>
+    <w:lsdException w:name="Medium Grid 2" w:uiPriority="68"/>
+    <w:lsdException w:name="Medium Grid 3" w:uiPriority="69"/>
+    <w:lsdException w:name="Dark List" w:uiPriority="70"/>
+    <w:lsdException w:name="Colorful Shading" w:uiPriority="71"/>
+    <w:lsdException w:name="Colorful List" w:uiPriority="72"/>
+    <w:lsdException w:name="Colorful Grid" w:uiPriority="73"/>
+    <w:lsdException w:name="Light Shading Accent 1" w:uiPriority="60"/>
+    <w:lsdException w:name="Light List Accent 1" w:uiPriority="61"/>
+    <w:lsdException w:name="Light Grid Accent 1" w:uiPriority="62"/>
+    <w:lsdException w:name="Medium Shading 1 Accent 1" w:uiPriority="63"/>
+    <w:lsdException w:name="Medium Shading 2 Accent 1" w:uiPriority="64"/>
+    <w:lsdException w:name="Medium List 1 Accent 1" w:uiPriority="65"/>
+    <w:lsdException w:name="Revision" w:semiHidden="1"/>
+    <w:lsdException w:name="List Paragraph" w:uiPriority="34" w:qFormat="1"/>
+    <w:lsdException w:name="Quote" w:uiPriority="29" w:qFormat="1"/>
+    <w:lsdException w:name="Intense Quote" w:uiPriority="30" w:qFormat="1"/>
+    <w:lsdException w:name="Medium List 2 Accent 1" w:uiPriority="66"/>
+    <w:lsdException w:name="Medium Grid 1 Accent 1" w:uiPriority="67"/>
+    <w:lsdException w:name="Medium Grid 2 Accent 1" w:uiPriority="68"/>
+    <w:lsdException w:name="Medium Grid 3 Accent 1" w:uiPriority="69"/>
+    <w:lsdException w:name="Dark List Accent 1" w:uiPriority="70"/>
+    <w:lsdException w:name="Colorful Shading Accent 1" w:uiPriority="71"/>
+    <w:lsdException w:name="Colorful List Accent 1" w:uiPriority="72"/>
+    <w:lsdException w:name="Colorful Grid Accent 1" w:uiPriority="73"/>
+    <w:lsdException w:name="Light Shading Accent 2" w:uiPriority="60"/>
+    <w:lsdException w:name="Light List Accent 2" w:uiPriority="61"/>
+    <w:lsdException w:name="Light Grid Accent 2" w:uiPriority="62"/>
+    <w:lsdException w:name="Medium Shading 1 Accent 2" w:uiPriority="63"/>
+    <w:lsdException w:name="Medium Shading 2 Accent 2" w:uiPriority="64"/>
+    <w:lsdException w:name="Medium List 1 Accent 2" w:uiPriority="65"/>
+    <w:lsdException w:name="Medium List 2 Accent 2" w:uiPriority="66"/>
+    <w:lsdException w:name="Medium Grid 1 Accent 2" w:uiPriority="67"/>
+    <w:lsdException w:name="Medium Grid 2 Accent 2" w:uiPriority="68"/>
+    <w:lsdException w:name="Medium Grid 3 Accent 2" w:uiPriority="69"/>
+    <w:lsdException w:name="Dark List Accent 2" w:uiPriority="70"/>
+    <w:lsdException w:name="Colorful Shading Accent 2" w:uiPriority="71"/>
+    <w:lsdException w:name="Colorful List Accent 2" w:uiPriority="72"/>
+    <w:lsdException w:name="Colorful Grid Accent 2" w:uiPriority="73"/>
+    <w:lsdException w:name="Light Shading Accent 3" w:uiPriority="60"/>
+    <w:lsdException w:name="Light List Accent 3" w:uiPriority="61"/>
+    <w:lsdException w:name="Light Grid Accent 3" w:uiPriority="62"/>
+    <w:lsdException w:name="Medium Shading 1 Accent 3" w:uiPriority="63"/>
+    <w:lsdException w:name="Medium Shading 2 Accent 3" w:uiPriority="64"/>
+    <w:lsdException w:name="Medium List 1 Accent 3" w:uiPriority="65"/>
+    <w:lsdException w:name="Medium List 2 Accent 3" w:uiPriority="66"/>
+    <w:lsdException w:name="Medium Grid 1 Accent 3" w:uiPriority="67"/>
+    <w:lsdException w:name="Medium Grid 2 Accent 3" w:uiPriority="68"/>
+    <w:lsdException w:name="Medium Grid 3 Accent 3" w:uiPriority="69"/>
+    <w:lsdException w:name="Dark List Accent 3" w:uiPriority="70"/>
+    <w:lsdException w:name="Colorful Shading Accent 3" w:uiPriority="71"/>
+    <w:lsdException w:name="Colorful List Accent 3" w:uiPriority="72"/>
+    <w:lsdException w:name="Colorful Grid Accent 3" w:uiPriority="73"/>
+    <w:lsdException w:name="Light Shading Accent 4" w:uiPriority="60"/>
+    <w:lsdException w:name="Light List Accent 4" w:uiPriority="61"/>
+    <w:lsdException w:name="Light Grid Accent 4" w:uiPriority="62"/>
+    <w:lsdException w:name="Medium Shading 1 Accent 4" w:uiPriority="63"/>
+    <w:lsdException w:name="Medium Shading 2 Accent 4" w:uiPriority="64"/>
+    <w:lsdException w:name="Medium List 1 Accent 4" w:uiPriority="65"/>
+    <w:lsdException w:name="Medium List 2 Accent 4" w:uiPriority="66"/>
+    <w:lsdException w:name="Medium Grid 1 Accent 4" w:uiPriority="67"/>
+    <w:lsdException w:name="Medium Grid 2 Accent 4" w:uiPriority="68"/>
+    <w:lsdException w:name="Medium Grid 3 Accent 4" w:uiPriority="69"/>
+    <w:lsdException w:name="Dark List Accent 4" w:uiPriority="70"/>
+    <w:lsdException w:name="Colorful Shading Accent 4" w:uiPriority="71"/>
+    <w:lsdException w:name="Colorful List Accent 4" w:uiPriority="72"/>
+    <w:lsdException w:name="Colorful Grid Accent 4" w:uiPriority="73"/>
+    <w:lsdException w:name="Light Shading Accent 5" w:uiPriority="60"/>
+    <w:lsdException w:name="Light List Accent 5" w:uiPriority="61"/>
+    <w:lsdException w:name="Light Grid Accent 5" w:uiPriority="62"/>
+    <w:lsdException w:name="Medium Shading 1 Accent 5" w:uiPriority="63"/>
+    <w:lsdException w:name="Medium Shading 2 Accent 5" w:uiPriority="64"/>
+    <w:lsdException w:name="Medium List 1 Accent 5" w:uiPriority="65"/>
+    <w:lsdException w:name="Medium List 2 Accent 5" w:uiPriority="66"/>
+    <w:lsdException w:name="Medium Grid 1 Accent 5" w:uiPriority="67"/>
+    <w:lsdException w:name="Medium Grid 2 Accent 5" w:uiPriority="68"/>
+    <w:lsdException w:name="Medium Grid 3 Accent 5" w:uiPriority="69"/>
+    <w:lsdException w:name="Dark List Accent 5" w:uiPriority="70"/>
+    <w:lsdException w:name="Colorful Shading Accent 5" w:uiPriority="71"/>
+    <w:lsdException w:name="Colorful List Accent 5" w:uiPriority="72"/>
+    <w:lsdException w:name="Colorful Grid Accent 5" w:uiPriority="73"/>
+    <w:lsdException w:name="Light Shading Accent 6" w:uiPriority="60"/>
+    <w:lsdException w:name="Light List Accent 6" w:uiPriority="61"/>
+    <w:lsdException w:name="Light Grid Accent 6" w:uiPriority="62"/>
+    <w:lsdException w:name="Medium Shading 1 Accent 6" w:uiPriority="63"/>
+    <w:lsdException w:name="Medium Shading 2 Accent 6" w:uiPriority="64"/>
+    <w:lsdException w:name="Medium List 1 Accent 6" w:uiPriority="65"/>
+    <w:lsdException w:name="Medium List 2 Accent 6" w:uiPriority="66"/>
+    <w:lsdException w:name="Medium Grid 1 Accent 6" w:uiPriority="67"/>
+    <w:lsdException w:name="Medium Grid 2 Accent 6" w:uiPriority="68"/>
+    <w:lsdException w:name="Medium Grid 3 Accent 6" w:uiPriority="69"/>
+    <w:lsdException w:name="Dark List Accent 6" w:uiPriority="70"/>
+    <w:lsdException w:name="Colorful Shading Accent 6" w:uiPriority="71"/>
+    <w:lsdException w:name="Colorful List Accent 6" w:uiPriority="72"/>
+    <w:lsdException w:name="Colorful Grid Accent 6" w:uiPriority="73"/>
+    <w:lsdException w:name="Subtle Emphasis" w:uiPriority="19" w:qFormat="1"/>
+    <w:lsdException w:name="Intense Emphasis" w:uiPriority="21" w:qFormat="1"/>
+    <w:lsdException w:name="Subtle Reference" w:uiPriority="31" w:qFormat="1"/>
+    <w:lsdException w:name="Intense Reference" w:uiPriority="32" w:qFormat="1"/>
+    <w:lsdException w:name="Book Title" w:uiPriority="33" w:qFormat="1"/>
+    <w:lsdException w:name="Bibliography" w:semiHidden="1" w:uiPriority="37" w:unhideWhenUsed="1"/>
+    <w:lsdException w:name="TOC Heading" w:semiHidden="1" w:uiPriority="39" w:unhideWhenUsed="1" w:qFormat="1"/>
+    <w:lsdException w:name="Plain Table 1" w:uiPriority="41"/>
+    <w:lsdException w:name="Plain Table 2" w:uiPriority="42"/>
+    <w:lsdException w:name="Plain Table 3" w:uiPriority="43"/>
+    <w:lsdException w:name="Plain Table 4" w:uiPriority="44"/>
+    <w:lsdException w:name="Plain Table 5" w:uiPriority="45"/>
+    <w:lsdException w:name="Grid Table Light" w:uiPriority="40"/>
+    <w:lsdException w:name="Grid Table 1 Light" w:uiPriority="46"/>
+    <w:lsdException w:name="Grid Table 2" w:uiPriority="47"/>
+    <w:lsdException w:name="Grid Table 3" w:uiPriority="48"/>
+    <w:lsdException w:name="Grid Table 4" w:uiPriority="49"/>
+    <w:lsdException w:name="Grid Table 5 Dark" w:uiPriority="50"/>
+    <w:lsdException w:name="Grid Table 6 Colorful" w:uiPriority="51"/>
+    <w:lsdException w:name="Grid Table 7 Colorful" w:uiPriority="52"/>
+    <w:lsdException w:name="Grid Table 1 Light Accent 1" w:uiPriority="46"/>
+    <w:lsdException w:name="Grid Table 2 Accent 1" w:uiPriority="47"/>
+    <w:lsdException w:name="Grid Table 3 Accent 1" w:uiPriority="48"/>
+    <w:lsdException w:name="Grid Table 4 Accent 1" w:uiPriority="49"/>
+    <w:lsdException w:name="Grid Table 5 Dark Accent 1" w:uiPriority="50"/>
+    <w:lsdException w:name="Grid Table 6 Colorful Accent 1" w:uiPriority="51"/>
+    <w:lsdException w:name="Grid Table 7 Colorful Accent 1" w:uiPriority="52"/>
+    <w:lsdException w:name="Grid Table 1 Light Accent 2" w:uiPriority="46"/>
+    <w:lsdException w:name="Grid Table 2 Accent 2" w:uiPriority="47"/>
+    <w:lsdException w:name="Grid Table 3 Accent 2" w:uiPriority="48"/>
+    <w:lsdException w:name="Grid Table 4 Accent 2" w:uiPriority="49"/>
+    <w:lsdException w:name="Grid Table 5 Dark Accent 2" w:uiPriority="50"/>
+    <w:lsdException w:name="Grid Table 6 Colorful Accent 2" w:uiPriority="51"/>
+    <w:lsdException w:name="Grid Table 7 Colorful Accent 2" w:uiPriority="52"/>
+    <w:lsdException w:name="Grid Table 1 Light Accent 3" w:uiPriority="46"/>
+    <w:lsdException w:name="Grid Table 2 Accent 3" w:uiPriority="47"/>
+    <w:lsdException w:name="Grid Table 3 Accent 3" w:uiPriority="48"/>
+    <w:lsdException w:name="Grid Table 4 Accent 3" w:uiPriority="49"/>
+    <w:lsdException w:name="Grid Table 5 Dark Accent 3" w:uiPriority="50"/>
+    <w:lsdException w:name="Grid Table 6 Colorful Accent 3" w:uiPriority="51"/>
+    <w:lsdException w:name="Grid Table 7 Colorful Accent 3" w:uiPriority="52"/>
+    <w:lsdException w:name="Grid Table 1 Light Accent 4" w:uiPriority="46"/>
+    <w:lsdException w:name="Grid Table 2 Accent 4" w:uiPriority="47"/>
+    <w:lsdException w:name="Grid Table 3 Accent 4" w:uiPriority="48"/>
+    <w:lsdException w:name="Grid Table 4 Accent 4" w:uiPriority="49"/>
+    <w:lsdException w:name="Grid Table 5 Dark Accent 4" w:uiPriority="50"/>
+    <w:lsdException w:name="Grid Table 6 Colorful Accent 4" w:uiPriority="51"/>
+    <w:lsdException w:name="Grid Table 7 Colorful Accent 4" w:uiPriority="52"/>
+    <w:lsdException w:name="Grid Table 1 Light Accent 5" w:uiPriority="46"/>
+    <w:lsdException w:name="Grid Table 2 Accent 5" w:uiPriority="47"/>
+    <w:lsdException w:name="Grid Table 3 Accent 5" w:uiPriority="48"/>
+    <w:lsdException w:name="Grid Table 4 Accent 5" w:uiPriority="49"/>
+    <w:lsdException w:name="Grid Table 5 Dark Accent 5" w:uiPriority="50"/>
+    <w:lsdException w:name="Grid Table 6 Colorful Accent 5" w:uiPriority="51"/>
+    <w:lsdException w:name="Grid Table 7 Colorful Accent 5" w:uiPriority="52"/>
+    <w:lsdException w:name="Grid Table 1 Light Accent 6" w:uiPriority="46"/>
+    <w:lsdException w:name="Grid Table 2 Accent 6" w:uiPriority="47"/>
+    <w:lsdException w:name="Grid Table 3 Accent 6" w:uiPriority="48"/>
+    <w:lsdException w:name="Grid Table 4 Accent 6" w:uiPriority="49"/>
+    <w:lsdException w:name="Grid Table 5 Dark Accent 6" w:uiPriority="50"/>
+    <w:lsdException w:name="Grid Table 6 Colorful Accent 6" w:uiPriority="51"/>
+    <w:lsdException w:name="Grid Table 7 Colorful Accent 6" w:uiPriority="52"/>
+    <w:lsdException w:name="List Table 1 Light" w:uiPriority="46"/>
+    <w:lsdException w:name="List Table 2" w:uiPriority="47"/>
+    <w:lsdException w:name="List Table 3" w:uiPriority="48"/>
+    <w:lsdException w:name="List Table 4" w:uiPriority="49"/>
+    <w:lsdException w:name="List Table 5 Dark" w:uiPriority="50"/>
+    <w:lsdException w:name="List Table 6 Colorful" w:uiPriority="51"/>
+    <w:lsdException w:name="List Table 7 Colorful" w:uiPriority="52"/>
+    <w:lsdException w:name="List Table 1 Light Accent 1" w:uiPriority="46"/>
+    <w:lsdException w:name="List Table 2 Accent 1" w:uiPriority="47"/>
+    <w:lsdException w:name="List Table 3 Accent 1" w:uiPriority="48"/>
+    <w:lsdException w:name="List Table 4 Accent 1" w:uiPriority="49"/>
+    <w:lsdException w:name="List Table 5 Dark Accent 1" w:uiPriority="50"/>
+    <w:lsdException w:name="List Table 6 Colorful Accent 1" w:uiPriority="51"/>
+    <w:lsdException w:name="List Table 7 Colorful Accent 1" w:uiPriority="52"/>
+    <w:lsdException w:name="List Table 1 Light Accent 2" w:uiPriority="46"/>
+    <w:lsdException w:name="List Table 2 Accent 2" w:uiPriority="47"/>
+    <w:lsdException w:name="List Table 3 Accent 2" w:uiPriority="48"/>
+    <w:lsdException w:name="List Table 4 Accent 2" w:uiPriority="49"/>
+    <w:lsdException w:name="List Table 5 Dark Accent 2" w:uiPriority="50"/>
+    <w:lsdException w:name="List Table 6 Colorful Accent 2" w:uiPriority="51"/>
+    <w:lsdException w:name="List Table 7 Colorful Accent 2" w:uiPriority="52"/>
+    <w:lsdException w:name="List Table 1 Light Accent 3" w:uiPriority="46"/>
+    <w:lsdException w:name="List Table 2 Accent 3" w:uiPriority="47"/>
+    <w:lsdException w:name="List Table 3 Accent 3" w:uiPriority="48"/>
+    <w:lsdException w:name="List Table 4 Accent 3" w:uiPriority="49"/>
+    <w:lsdException w:name="List Table 5 Dark Accent 3" w:uiPriority="50"/>
+    <w:lsdException w:name="List Table 6 Colorful Accent 3" w:uiPriority="51"/>
+    <w:lsdException w:name="List Table 7 Colorful Accent 3" w:uiPriority="52"/>
+    <w:lsdException w:name="List Table 1 Light Accent 4" w:uiPriority="46"/>
+    <w:lsdException w:name="List Table 2 Accent 4" w:uiPriority="47"/>
+    <w:lsdException w:name="List Table 3 Accent 4" w:uiPriority="48"/>
+    <w:lsdException w:name="List Table 4 Accent 4" w:uiPriority="49"/>
+    <w:lsdException w:name="List Table 5 Dark Accent 4" w:uiPriority="50"/>
+    <w:lsdException w:name="List Table 6 Colorful Accent 4" w:uiPriority="51"/>
+    <w:lsdException w:name="List Table 7 Colorful Accent 4" w:uiPriority="52"/>
+    <w:lsdException w:name="List Table 1 Light Accent 5" w:uiPriority="46"/>
+    <w:lsdException w:name="List Table 2 Accent 5" w:uiPriority="47"/>
+    <w:lsdException w:name="List Table 3 Accent 5" w:uiPriority="48"/>
+    <w:lsdException w:name="List Table 4 Accent 5" w:uiPriority="49"/>
+    <w:lsdException w:name="List Table 5 Dark Accent 5" w:uiPriority="50"/>
+    <w:lsdException w:name="List Table 6 Colorful Accent 5" w:uiPriority="51"/>
+    <w:lsdException w:name="List Table 7 Colorful Accent 5" w:uiPriority="52"/>
+    <w:lsdException w:name="List Table 1 Light Accent 6" w:uiPriority="46"/>
+    <w:lsdException w:name="List Table 2 Accent 6" w:uiPriority="47"/>
+    <w:lsdException w:name="List Table 3 Accent 6" w:uiPriority="48"/>
+    <w:lsdException w:name="List Table 4 Accent 6" w:uiPriority="49"/>
+    <w:lsdException w:name="List Table 5 Dark Accent 6" w:uiPriority="50"/>
+    <w:lsdException w:name="List Table 6 Colorful Accent 6" w:uiPriority="51"/>
+    <w:lsdException w:name="List Table 7 Colorful Accent 6" w:uiPriority="52"/>
+    <w:lsdException w:name="Mention" w:semiHidden="1" w:unhideWhenUsed="1"/>
+    <w:lsdException w:name="Smart Hyperlink" w:semiHidden="1" w:unhideWhenUsed="1"/>
+    <w:lsdException w:name="Hashtag" w:semiHidden="1" w:unhideWhenUsed="1"/>
+    <w:lsdException w:name="Unresolved Mention" w:semiHidden="1" w:unhideWhenUsed="1"/>
+  </w:latentStyles>
+  <w:style w:type="paragraph" w:default="1" w:styleId="Normal">
+    <w:name w:val="Normal"/>
+    <w:qFormat/>
+    <w:rPr>
+      <w:rFonts w:ascii="Arial MT" w:eastAsia="Arial MT" w:hAnsi="Arial MT" w:cs="Arial MT"/>
+    </w:rPr>
+  </w:style>
+  <w:style w:type="character" w:default="1" w:styleId="DefaultParagraphFont">
     <w:name w:val="Default Paragraph Font"/>
     <w:uiPriority w:val="1"/>
     <w:semiHidden/>
     <w:unhideWhenUsed/>
   </w:style>
-  <w:style w:styleId="TableNormal" w:default="1" w:type="table">
-    <w:name w:val="Table Normal"/>
-    <w:uiPriority w:val="2"/>
+  <w:style w:type="table" w:default="1" w:styleId="TableNormal">
+    <w:name w:val="Normal Table"/>
+    <w:uiPriority w:val="99"/>
     <w:semiHidden/>
     <w:unhideWhenUsed/>
-    <w:qFormat/>
     <w:tblPr>
       <w:tblInd w:w="0" w:type="dxa"/>
       <w:tblCellMar>
         <w:top w:w="0" w:type="dxa"/>
-        <w:left w:w="0" w:type="dxa"/>
+        <w:left w:w="108" w:type="dxa"/>
         <w:bottom w:w="0" w:type="dxa"/>
-        <w:right w:w="0" w:type="dxa"/>
+        <w:right w:w="108" w:type="dxa"/>
       </w:tblCellMar>
     </w:tblPr>
   </w:style>
-  <w:style w:styleId="NoList" w:default="1" w:type="numbering">
+  <w:style w:type="numbering" w:default="1" w:styleId="NoList">
     <w:name w:val="No List"/>
     <w:uiPriority w:val="99"/>
     <w:semiHidden/>
     <w:unhideWhenUsed/>
   </w:style>
-  <w:style w:default="1" w:styleId="Normal" w:type="paragraph">
-    <w:name w:val="Normal"/>
-    <w:uiPriority w:val="1"/>
-    <w:qFormat/>
-    <w:pPr/>
-    <w:rPr>
-      <w:rFonts w:ascii="Arial MT" w:hAnsi="Arial MT" w:eastAsia="Arial MT" w:cs="Arial MT"/>
-      <w:lang w:val="en-US" w:eastAsia="en-US" w:bidi="ar-SA"/>
-    </w:rPr>
-  </w:style>
-  <w:style w:styleId="BodyText" w:type="paragraph">
+  <w:style w:type="paragraph" w:styleId="BodyText">
     <w:name w:val="Body Text"/>
     <w:basedOn w:val="Normal"/>
     <w:uiPriority w:val="1"/>
     <w:qFormat/>
-    <w:pPr/>
     <w:rPr>
-      <w:rFonts w:ascii="Arial MT" w:hAnsi="Arial MT" w:eastAsia="Arial MT" w:cs="Arial MT"/>
       <w:sz w:val="36"/>
       <w:szCs w:val="36"/>
-      <w:lang w:val="en-US" w:eastAsia="en-US" w:bidi="ar-SA"/>
     </w:rPr>
   </w:style>
-  <w:style w:styleId="Title" w:type="paragraph">
+  <w:style w:type="paragraph" w:styleId="Title">
     <w:name w:val="Title"/>
     <w:basedOn w:val="Normal"/>
-    <w:uiPriority w:val="1"/>
+    <w:uiPriority w:val="10"/>
     <w:qFormat/>
     <w:pPr>
       <w:spacing w:before="78"/>
@@ -1219,16 +1287,15 @@
       <w:jc w:val="center"/>
     </w:pPr>
     <w:rPr>
-      <w:rFonts w:ascii="Arial" w:hAnsi="Arial" w:eastAsia="Arial" w:cs="Arial"/>
+      <w:rFonts w:ascii="Arial" w:eastAsia="Arial" w:hAnsi="Arial" w:cs="Arial"/>
       <w:b/>
       <w:bCs/>
       <w:sz w:val="40"/>
       <w:szCs w:val="40"/>
       <w:u w:val="single" w:color="000000"/>
-      <w:lang w:val="en-US" w:eastAsia="en-US" w:bidi="ar-SA"/>
     </w:rPr>
   </w:style>
-  <w:style w:styleId="ListParagraph" w:type="paragraph">
+  <w:style w:type="paragraph" w:styleId="ListParagraph">
     <w:name w:val="List Paragraph"/>
     <w:basedOn w:val="Normal"/>
     <w:uiPriority w:val="1"/>
@@ -1237,20 +1304,12 @@
       <w:spacing w:before="60"/>
       <w:ind w:left="1021" w:hanging="301"/>
     </w:pPr>
-    <w:rPr>
-      <w:rFonts w:ascii="Arial MT" w:hAnsi="Arial MT" w:eastAsia="Arial MT" w:cs="Arial MT"/>
-      <w:lang w:val="en-US" w:eastAsia="en-US" w:bidi="ar-SA"/>
-    </w:rPr>
   </w:style>
-  <w:style w:styleId="TableParagraph" w:type="paragraph">
+  <w:style w:type="paragraph" w:customStyle="1" w:styleId="TableParagraph">
     <w:name w:val="Table Paragraph"/>
     <w:basedOn w:val="Normal"/>
     <w:uiPriority w:val="1"/>
     <w:qFormat/>
-    <w:pPr/>
-    <w:rPr>
-      <w:lang w:val="en-US" w:eastAsia="en-US" w:bidi="ar-SA"/>
-    </w:rPr>
   </w:style>
 </w:styles>
 </file>

--- a/Editable Word files/Week 05-State Diagrams.docx
+++ b/Editable Word files/Week 05-State Diagrams.docx
@@ -4,67 +4,38 @@
   <w:body>
     <w:p>
       <w:pPr>
-        <w:pStyle w:val="Title"/>
-        <w:rPr>
-          <w:u w:val="none"/>
-        </w:rPr>
-      </w:pPr>
-      <w:r>
-        <w:t>State</w:t>
-      </w:r>
-      <w:r>
-        <w:rPr>
-          <w:spacing w:val="-18"/>
-        </w:rPr>
-        <w:t xml:space="preserve"> </w:t>
-      </w:r>
-      <w:r>
-        <w:rPr>
-          <w:spacing w:val="-2"/>
-        </w:rPr>
-        <w:t>Diagrams</w:t>
-      </w:r>
-    </w:p>
-    <w:p>
-      <w:pPr>
-        <w:pStyle w:val="ListParagraph"/>
-        <w:numPr>
-          <w:ilvl w:val="0"/>
-          <w:numId w:val="1"/>
-        </w:numPr>
         <w:tabs>
           <w:tab w:val="left" w:pos="1014"/>
         </w:tabs>
         <w:spacing w:before="82"/>
-        <w:ind w:left="1014" w:hanging="294"/>
-        <w:rPr>
-          <w:sz w:val="36"/>
-        </w:rPr>
-      </w:pPr>
+        <w:ind w:left="360"/>
+        <w:jc w:val="center"/>
+        <w:rPr>
+          <w:sz w:val="36"/>
+        </w:rPr>
+      </w:pPr>
+      <w:bookmarkStart w:id="0" w:name="_GoBack"/>
       <w:r>
         <w:rPr>
           <w:rFonts w:ascii="Arial"/>
-          <w:b/>
-          <w:sz w:val="36"/>
-          <w:u w:val="single"/>
+          <w:sz w:val="36"/>
+          <w:lang w:val="en-DE"/>
+        </w:rPr>
+        <w:t xml:space="preserve">State Diagram - </w:t>
+      </w:r>
+      <w:r>
+        <w:rPr>
+          <w:rFonts w:ascii="Arial"/>
+          <w:sz w:val="36"/>
         </w:rPr>
         <w:t>Tenant</w:t>
       </w:r>
-      <w:r>
-        <w:rPr>
-          <w:rFonts w:ascii="Arial"/>
-          <w:b/>
-          <w:spacing w:val="-14"/>
-          <w:sz w:val="36"/>
-          <w:u w:val="single"/>
-        </w:rPr>
-        <w:t xml:space="preserve"> </w:t>
-      </w:r>
     </w:p>
     <w:p>
       <w:pPr>
         <w:pStyle w:val="BodyText"/>
         <w:spacing w:before="205"/>
+        <w:jc w:val="center"/>
         <w:rPr>
           <w:sz w:val="20"/>
         </w:rPr>
@@ -75,7 +46,7 @@
           <w:sz w:val="20"/>
         </w:rPr>
         <w:drawing>
-          <wp:anchor distT="0" distB="0" distL="0" distR="0" simplePos="0" relativeHeight="487587840" behindDoc="1" locked="0" layoutInCell="1" allowOverlap="1" wp14:anchorId="54539856" wp14:editId="54539857">
+          <wp:anchor distT="0" distB="0" distL="0" distR="0" simplePos="0" relativeHeight="251646464" behindDoc="1" locked="0" layoutInCell="1" allowOverlap="1" wp14:anchorId="54539856" wp14:editId="54539857">
             <wp:simplePos x="0" y="0"/>
             <wp:positionH relativeFrom="page">
               <wp:posOffset>504190</wp:posOffset>
@@ -98,7 +69,7 @@
                     <pic:cNvPicPr/>
                   </pic:nvPicPr>
                   <pic:blipFill>
-                    <a:blip r:embed="rId5" cstate="print"/>
+                    <a:blip r:embed="rId7" cstate="print"/>
                     <a:stretch>
                       <a:fillRect/>
                     </a:stretch>
@@ -122,6 +93,7 @@
     <w:p>
       <w:pPr>
         <w:pStyle w:val="BodyText"/>
+        <w:jc w:val="center"/>
         <w:rPr>
           <w:sz w:val="20"/>
         </w:rPr>
@@ -135,15 +107,11 @@
     </w:p>
     <w:p>
       <w:pPr>
-        <w:pStyle w:val="ListParagraph"/>
-        <w:numPr>
-          <w:ilvl w:val="0"/>
-          <w:numId w:val="1"/>
-        </w:numPr>
         <w:tabs>
           <w:tab w:val="left" w:pos="1021"/>
         </w:tabs>
-        <w:ind w:left="1021" w:hanging="301"/>
+        <w:ind w:left="360"/>
+        <w:jc w:val="center"/>
         <w:rPr>
           <w:sz w:val="36"/>
         </w:rPr>
@@ -151,55 +119,49 @@
       <w:r>
         <w:rPr>
           <w:rFonts w:ascii="Arial"/>
-          <w:b/>
-          <w:sz w:val="36"/>
-          <w:u w:val="single"/>
+          <w:sz w:val="36"/>
+          <w:lang w:val="en-DE"/>
         </w:rPr>
         <w:lastRenderedPageBreak/>
+        <w:t xml:space="preserve">State Diagram - </w:t>
+      </w:r>
+      <w:r>
+        <w:rPr>
+          <w:rFonts w:ascii="Arial"/>
+          <w:sz w:val="36"/>
+        </w:rPr>
         <w:t>Property</w:t>
       </w:r>
       <w:r>
         <w:rPr>
           <w:rFonts w:ascii="Arial"/>
-          <w:b/>
           <w:spacing w:val="-18"/>
           <w:sz w:val="36"/>
-          <w:u w:val="single"/>
         </w:rPr>
         <w:t xml:space="preserve"> </w:t>
       </w:r>
       <w:r>
         <w:rPr>
           <w:rFonts w:ascii="Arial"/>
-          <w:b/>
-          <w:sz w:val="36"/>
-          <w:u w:val="single"/>
-        </w:rPr>
-        <w:t>owners</w:t>
-      </w:r>
+          <w:sz w:val="36"/>
+          <w:lang w:val="en-DE"/>
+        </w:rPr>
+        <w:t>O</w:t>
+      </w:r>
+      <w:proofErr w:type="spellStart"/>
       <w:r>
         <w:rPr>
           <w:rFonts w:ascii="Arial"/>
-          <w:b/>
-          <w:spacing w:val="28"/>
-          <w:sz w:val="36"/>
-          <w:u w:val="single"/>
-        </w:rPr>
-        <w:t xml:space="preserve"> </w:t>
-      </w:r>
-      <w:r>
-        <w:rPr>
-          <w:rFonts w:ascii="Arial"/>
-          <w:b/>
-          <w:spacing w:val="31"/>
-          <w:sz w:val="36"/>
-        </w:rPr>
-        <w:t xml:space="preserve"> </w:t>
-      </w:r>
-    </w:p>
-    <w:p>
-      <w:pPr>
-        <w:pStyle w:val="BodyText"/>
+          <w:sz w:val="36"/>
+        </w:rPr>
+        <w:t>wner</w:t>
+      </w:r>
+      <w:proofErr w:type="spellEnd"/>
+    </w:p>
+    <w:p>
+      <w:pPr>
+        <w:pStyle w:val="BodyText"/>
+        <w:jc w:val="center"/>
         <w:rPr>
           <w:sz w:val="20"/>
         </w:rPr>
@@ -208,6 +170,7 @@
     <w:p>
       <w:pPr>
         <w:pStyle w:val="BodyText"/>
+        <w:jc w:val="center"/>
         <w:rPr>
           <w:sz w:val="20"/>
         </w:rPr>
@@ -217,6 +180,7 @@
       <w:pPr>
         <w:pStyle w:val="BodyText"/>
         <w:spacing w:before="137"/>
+        <w:jc w:val="center"/>
         <w:rPr>
           <w:sz w:val="20"/>
         </w:rPr>
@@ -227,7 +191,7 @@
           <w:sz w:val="20"/>
         </w:rPr>
         <w:drawing>
-          <wp:anchor distT="0" distB="0" distL="0" distR="0" simplePos="0" relativeHeight="487588352" behindDoc="1" locked="0" layoutInCell="1" allowOverlap="1" wp14:anchorId="54539858" wp14:editId="54539859">
+          <wp:anchor distT="0" distB="0" distL="0" distR="0" simplePos="0" relativeHeight="251652608" behindDoc="1" locked="0" layoutInCell="1" allowOverlap="1" wp14:anchorId="54539858" wp14:editId="54539859">
             <wp:simplePos x="0" y="0"/>
             <wp:positionH relativeFrom="page">
               <wp:posOffset>542925</wp:posOffset>
@@ -250,7 +214,7 @@
                     <pic:cNvPicPr/>
                   </pic:nvPicPr>
                   <pic:blipFill>
-                    <a:blip r:embed="rId6" cstate="print"/>
+                    <a:blip r:embed="rId8" cstate="print"/>
                     <a:stretch>
                       <a:fillRect/>
                     </a:stretch>
@@ -274,6 +238,7 @@
     <w:p>
       <w:pPr>
         <w:pStyle w:val="BodyText"/>
+        <w:jc w:val="center"/>
         <w:rPr>
           <w:sz w:val="20"/>
         </w:rPr>
@@ -286,17 +251,13 @@
     </w:p>
     <w:p>
       <w:pPr>
-        <w:pStyle w:val="ListParagraph"/>
-        <w:numPr>
-          <w:ilvl w:val="0"/>
-          <w:numId w:val="1"/>
-        </w:numPr>
         <w:tabs>
           <w:tab w:val="left" w:pos="1021"/>
           <w:tab w:val="left" w:pos="3638"/>
         </w:tabs>
         <w:spacing w:before="61"/>
-        <w:ind w:left="1021" w:hanging="301"/>
+        <w:ind w:left="360"/>
+        <w:jc w:val="center"/>
         <w:rPr>
           <w:sz w:val="36"/>
         </w:rPr>
@@ -304,18 +265,26 @@
       <w:r>
         <w:rPr>
           <w:rFonts w:ascii="Arial"/>
-          <w:b/>
           <w:spacing w:val="-2"/>
           <w:sz w:val="36"/>
-          <w:u w:val="single"/>
+          <w:lang w:val="en-DE"/>
         </w:rPr>
         <w:lastRenderedPageBreak/>
+        <w:t xml:space="preserve">State Diagram - </w:t>
+      </w:r>
+      <w:r>
+        <w:rPr>
+          <w:rFonts w:ascii="Arial"/>
+          <w:spacing w:val="-2"/>
+          <w:sz w:val="36"/>
+        </w:rPr>
         <w:t>Administrator</w:t>
       </w:r>
     </w:p>
     <w:p>
       <w:pPr>
         <w:pStyle w:val="BodyText"/>
+        <w:jc w:val="center"/>
         <w:rPr>
           <w:sz w:val="20"/>
         </w:rPr>
@@ -324,6 +293,7 @@
     <w:p>
       <w:pPr>
         <w:pStyle w:val="BodyText"/>
+        <w:jc w:val="center"/>
         <w:rPr>
           <w:sz w:val="20"/>
         </w:rPr>
@@ -333,6 +303,7 @@
       <w:pPr>
         <w:pStyle w:val="BodyText"/>
         <w:spacing w:before="156"/>
+        <w:jc w:val="center"/>
         <w:rPr>
           <w:sz w:val="20"/>
         </w:rPr>
@@ -343,7 +314,7 @@
           <w:sz w:val="20"/>
         </w:rPr>
         <w:drawing>
-          <wp:anchor distT="0" distB="0" distL="0" distR="0" simplePos="0" relativeHeight="487588864" behindDoc="1" locked="0" layoutInCell="1" allowOverlap="1" wp14:anchorId="5453985A" wp14:editId="5453985B">
+          <wp:anchor distT="0" distB="0" distL="0" distR="0" simplePos="0" relativeHeight="251658752" behindDoc="1" locked="0" layoutInCell="1" allowOverlap="1" wp14:anchorId="5453985A" wp14:editId="5453985B">
             <wp:simplePos x="0" y="0"/>
             <wp:positionH relativeFrom="page">
               <wp:posOffset>457200</wp:posOffset>
@@ -366,7 +337,7 @@
                     <pic:cNvPicPr/>
                   </pic:nvPicPr>
                   <pic:blipFill>
-                    <a:blip r:embed="rId7" cstate="print"/>
+                    <a:blip r:embed="rId9" cstate="print"/>
                     <a:stretch>
                       <a:fillRect/>
                     </a:stretch>
@@ -390,6 +361,7 @@
     <w:p>
       <w:pPr>
         <w:pStyle w:val="BodyText"/>
+        <w:jc w:val="center"/>
         <w:rPr>
           <w:sz w:val="20"/>
         </w:rPr>
@@ -402,15 +374,11 @@
     </w:p>
     <w:p>
       <w:pPr>
-        <w:pStyle w:val="ListParagraph"/>
-        <w:numPr>
-          <w:ilvl w:val="0"/>
-          <w:numId w:val="1"/>
-        </w:numPr>
         <w:tabs>
           <w:tab w:val="left" w:pos="1021"/>
         </w:tabs>
-        <w:ind w:left="1021" w:hanging="301"/>
+        <w:ind w:left="360"/>
+        <w:jc w:val="center"/>
         <w:rPr>
           <w:sz w:val="36"/>
         </w:rPr>
@@ -418,28 +386,25 @@
       <w:r>
         <w:rPr>
           <w:rFonts w:ascii="Arial"/>
-          <w:b/>
-          <w:sz w:val="36"/>
-          <w:u w:val="single"/>
+          <w:sz w:val="36"/>
+          <w:lang w:val="en-DE"/>
         </w:rPr>
         <w:lastRenderedPageBreak/>
+        <w:t xml:space="preserve">State Diagram - </w:t>
+      </w:r>
+      <w:r>
+        <w:rPr>
+          <w:rFonts w:ascii="Arial"/>
+          <w:sz w:val="36"/>
+        </w:rPr>
         <w:t>Manager</w:t>
       </w:r>
-      <w:r>
-        <w:rPr>
-          <w:rFonts w:ascii="Arial"/>
-          <w:b/>
-          <w:spacing w:val="-17"/>
-          <w:sz w:val="36"/>
-          <w:u w:val="single"/>
-        </w:rPr>
-        <w:t xml:space="preserve"> </w:t>
-      </w:r>
     </w:p>
     <w:p>
       <w:pPr>
         <w:pStyle w:val="BodyText"/>
         <w:spacing w:before="149"/>
+        <w:jc w:val="center"/>
         <w:rPr>
           <w:sz w:val="20"/>
         </w:rPr>
@@ -450,7 +415,7 @@
           <w:sz w:val="20"/>
         </w:rPr>
         <w:drawing>
-          <wp:anchor distT="0" distB="0" distL="0" distR="0" simplePos="0" relativeHeight="487589376" behindDoc="1" locked="0" layoutInCell="1" allowOverlap="1" wp14:anchorId="5453985C" wp14:editId="5453985D">
+          <wp:anchor distT="0" distB="0" distL="0" distR="0" simplePos="0" relativeHeight="251664896" behindDoc="1" locked="0" layoutInCell="1" allowOverlap="1" wp14:anchorId="5453985C" wp14:editId="5453985D">
             <wp:simplePos x="0" y="0"/>
             <wp:positionH relativeFrom="page">
               <wp:posOffset>142875</wp:posOffset>
@@ -473,7 +438,7 @@
                     <pic:cNvPicPr/>
                   </pic:nvPicPr>
                   <pic:blipFill>
-                    <a:blip r:embed="rId8" cstate="print"/>
+                    <a:blip r:embed="rId10" cstate="print"/>
                     <a:stretch>
                       <a:fillRect/>
                     </a:stretch>
@@ -498,33 +463,155 @@
       <w:pPr>
         <w:pStyle w:val="BodyText"/>
         <w:spacing w:before="93"/>
-      </w:pPr>
-    </w:p>
-    <w:p>
-      <w:pPr>
-        <w:pStyle w:val="ListParagraph"/>
-        <w:numPr>
-          <w:ilvl w:val="0"/>
-          <w:numId w:val="1"/>
-        </w:numPr>
+        <w:jc w:val="center"/>
+      </w:pPr>
+    </w:p>
+    <w:p>
+      <w:pPr>
+        <w:pStyle w:val="BodyText"/>
+        <w:spacing w:before="93"/>
+        <w:jc w:val="center"/>
+      </w:pPr>
+    </w:p>
+    <w:p>
+      <w:pPr>
+        <w:pStyle w:val="BodyText"/>
+        <w:spacing w:before="93"/>
+        <w:jc w:val="center"/>
+      </w:pPr>
+    </w:p>
+    <w:p>
+      <w:pPr>
+        <w:pStyle w:val="BodyText"/>
+        <w:spacing w:before="93"/>
+        <w:jc w:val="center"/>
+      </w:pPr>
+    </w:p>
+    <w:p>
+      <w:pPr>
+        <w:pStyle w:val="BodyText"/>
+        <w:spacing w:before="93"/>
+        <w:jc w:val="center"/>
+      </w:pPr>
+    </w:p>
+    <w:p>
+      <w:pPr>
+        <w:pStyle w:val="BodyText"/>
+        <w:spacing w:before="93"/>
+        <w:jc w:val="center"/>
+      </w:pPr>
+    </w:p>
+    <w:p>
+      <w:pPr>
+        <w:pStyle w:val="BodyText"/>
+        <w:spacing w:before="93"/>
+        <w:jc w:val="center"/>
+      </w:pPr>
+    </w:p>
+    <w:p>
+      <w:pPr>
+        <w:pStyle w:val="BodyText"/>
+        <w:spacing w:before="93"/>
+        <w:jc w:val="center"/>
+      </w:pPr>
+    </w:p>
+    <w:p>
+      <w:pPr>
+        <w:pStyle w:val="BodyText"/>
+        <w:spacing w:before="93"/>
+        <w:jc w:val="center"/>
+      </w:pPr>
+    </w:p>
+    <w:p>
+      <w:pPr>
+        <w:pStyle w:val="BodyText"/>
+        <w:spacing w:before="93"/>
+        <w:jc w:val="center"/>
+      </w:pPr>
+    </w:p>
+    <w:p>
+      <w:pPr>
+        <w:pStyle w:val="BodyText"/>
+        <w:spacing w:before="93"/>
+        <w:jc w:val="center"/>
+      </w:pPr>
+    </w:p>
+    <w:p>
+      <w:pPr>
+        <w:pStyle w:val="BodyText"/>
+        <w:spacing w:before="93"/>
+        <w:jc w:val="center"/>
+      </w:pPr>
+    </w:p>
+    <w:p>
+      <w:pPr>
+        <w:pStyle w:val="BodyText"/>
+        <w:spacing w:before="93"/>
+        <w:jc w:val="center"/>
+      </w:pPr>
+    </w:p>
+    <w:p>
+      <w:pPr>
+        <w:pStyle w:val="BodyText"/>
+        <w:spacing w:before="93"/>
+        <w:jc w:val="center"/>
+      </w:pPr>
+    </w:p>
+    <w:p>
+      <w:pPr>
+        <w:pStyle w:val="BodyText"/>
+        <w:spacing w:before="93"/>
+        <w:jc w:val="center"/>
+      </w:pPr>
+    </w:p>
+    <w:p>
+      <w:pPr>
+        <w:pStyle w:val="BodyText"/>
+        <w:spacing w:before="93"/>
+        <w:jc w:val="center"/>
+      </w:pPr>
+    </w:p>
+    <w:p>
+      <w:pPr>
         <w:tabs>
           <w:tab w:val="left" w:pos="1014"/>
         </w:tabs>
-        <w:spacing w:before="0"/>
-        <w:ind w:left="1014" w:hanging="294"/>
-        <w:rPr>
-          <w:sz w:val="36"/>
-        </w:rPr>
-      </w:pPr>
+        <w:ind w:left="360"/>
+        <w:jc w:val="center"/>
+        <w:rPr>
+          <w:sz w:val="36"/>
+        </w:rPr>
+      </w:pPr>
+      <w:r>
+        <w:rPr>
+          <w:rFonts w:ascii="Arial"/>
+          <w:sz w:val="36"/>
+          <w:lang w:val="en-DE"/>
+        </w:rPr>
+        <w:t xml:space="preserve">State Diagram - </w:t>
+      </w:r>
       <w:proofErr w:type="spellStart"/>
       <w:r>
         <w:rPr>
           <w:rFonts w:ascii="Arial"/>
-          <w:b/>
-          <w:sz w:val="36"/>
-          <w:u w:val="single"/>
-        </w:rPr>
-        <w:t>Finanicer</w:t>
+          <w:sz w:val="36"/>
+        </w:rPr>
+        <w:t>Financ</w:t>
+      </w:r>
+      <w:r>
+        <w:rPr>
+          <w:rFonts w:ascii="Arial"/>
+          <w:sz w:val="36"/>
+          <w:lang w:val="en-DE"/>
+        </w:rPr>
+        <w:t>i</w:t>
+      </w:r>
+      <w:r>
+        <w:rPr>
+          <w:rFonts w:ascii="Arial"/>
+          <w:sz w:val="36"/>
+        </w:rPr>
+        <w:t>er</w:t>
       </w:r>
       <w:proofErr w:type="spellEnd"/>
     </w:p>
@@ -532,6 +619,7 @@
       <w:pPr>
         <w:pStyle w:val="BodyText"/>
         <w:spacing w:before="9"/>
+        <w:jc w:val="center"/>
         <w:rPr>
           <w:sz w:val="16"/>
         </w:rPr>
@@ -542,7 +630,7 @@
           <w:sz w:val="16"/>
         </w:rPr>
         <w:drawing>
-          <wp:anchor distT="0" distB="0" distL="0" distR="0" simplePos="0" relativeHeight="487589888" behindDoc="1" locked="0" layoutInCell="1" allowOverlap="1" wp14:anchorId="5453985E" wp14:editId="5453985F">
+          <wp:anchor distT="0" distB="0" distL="0" distR="0" simplePos="0" relativeHeight="251671040" behindDoc="1" locked="0" layoutInCell="1" allowOverlap="1" wp14:anchorId="5453985E" wp14:editId="5453985F">
             <wp:simplePos x="0" y="0"/>
             <wp:positionH relativeFrom="page">
               <wp:posOffset>457200</wp:posOffset>
@@ -565,7 +653,7 @@
                     <pic:cNvPicPr/>
                   </pic:nvPicPr>
                   <pic:blipFill>
-                    <a:blip r:embed="rId9" cstate="print"/>
+                    <a:blip r:embed="rId11" cstate="print"/>
                     <a:stretch>
                       <a:fillRect/>
                     </a:stretch>
@@ -589,6 +677,7 @@
     <w:p>
       <w:pPr>
         <w:pStyle w:val="BodyText"/>
+        <w:jc w:val="center"/>
         <w:rPr>
           <w:sz w:val="16"/>
         </w:rPr>
@@ -601,15 +690,11 @@
     </w:p>
     <w:p>
       <w:pPr>
-        <w:pStyle w:val="ListParagraph"/>
-        <w:numPr>
-          <w:ilvl w:val="0"/>
-          <w:numId w:val="1"/>
-        </w:numPr>
         <w:tabs>
           <w:tab w:val="left" w:pos="1007"/>
         </w:tabs>
-        <w:ind w:left="1007" w:hanging="287"/>
+        <w:ind w:left="1080"/>
+        <w:jc w:val="center"/>
         <w:rPr>
           <w:sz w:val="36"/>
         </w:rPr>
@@ -617,30 +702,25 @@
       <w:r>
         <w:rPr>
           <w:rFonts w:ascii="Arial"/>
-          <w:b/>
-          <w:sz w:val="36"/>
-          <w:u w:val="single"/>
+          <w:sz w:val="36"/>
+          <w:lang w:val="en-DE"/>
         </w:rPr>
         <w:lastRenderedPageBreak/>
+        <w:t xml:space="preserve">State Diagram - </w:t>
+      </w:r>
+      <w:r>
+        <w:rPr>
+          <w:rFonts w:ascii="Arial"/>
+          <w:sz w:val="36"/>
+        </w:rPr>
         <w:t>HR</w:t>
       </w:r>
-      <w:r>
-        <w:rPr>
-          <w:rFonts w:ascii="Arial"/>
-          <w:b/>
-          <w:spacing w:val="26"/>
-          <w:sz w:val="36"/>
-          <w:u w:val="single"/>
-        </w:rPr>
-        <w:t xml:space="preserve"> </w:t>
-      </w:r>
-      <w:bookmarkStart w:id="0" w:name="_GoBack"/>
-      <w:bookmarkEnd w:id="0"/>
     </w:p>
     <w:p>
       <w:pPr>
         <w:pStyle w:val="BodyText"/>
         <w:spacing w:before="87"/>
+        <w:jc w:val="center"/>
         <w:rPr>
           <w:sz w:val="20"/>
         </w:rPr>
@@ -651,7 +731,7 @@
           <w:sz w:val="20"/>
         </w:rPr>
         <w:drawing>
-          <wp:anchor distT="0" distB="0" distL="0" distR="0" simplePos="0" relativeHeight="487590400" behindDoc="1" locked="0" layoutInCell="1" allowOverlap="1" wp14:anchorId="54539860" wp14:editId="54539861">
+          <wp:anchor distT="0" distB="0" distL="0" distR="0" simplePos="0" relativeHeight="251674112" behindDoc="1" locked="0" layoutInCell="1" allowOverlap="1" wp14:anchorId="54539860" wp14:editId="54539861">
             <wp:simplePos x="0" y="0"/>
             <wp:positionH relativeFrom="page">
               <wp:posOffset>456565</wp:posOffset>
@@ -674,7 +754,7 @@
                     <pic:cNvPicPr/>
                   </pic:nvPicPr>
                   <pic:blipFill>
-                    <a:blip r:embed="rId10" cstate="print"/>
+                    <a:blip r:embed="rId12" cstate="print"/>
                     <a:stretch>
                       <a:fillRect/>
                     </a:stretch>
@@ -694,6 +774,7 @@
           </wp:anchor>
         </w:drawing>
       </w:r>
+      <w:bookmarkEnd w:id="0"/>
     </w:p>
     <w:sectPr>
       <w:pgSz w:w="12240" w:h="15840"/>
@@ -704,13 +785,137 @@
 </w:document>
 </file>
 
+<file path=word/endnotes.xml><?xml version="1.0" encoding="utf-8"?>
+<w:endnotes xmlns:wpc="http://schemas.microsoft.com/office/word/2010/wordprocessingCanvas" xmlns:cx="http://schemas.microsoft.com/office/drawing/2014/chartex" xmlns:cx1="http://schemas.microsoft.com/office/drawing/2015/9/8/chartex" xmlns:cx2="http://schemas.microsoft.com/office/drawing/2015/10/21/chartex" xmlns:cx3="http://schemas.microsoft.com/office/drawing/2016/5/9/chartex" xmlns:cx4="http://schemas.microsoft.com/office/drawing/2016/5/10/chartex" xmlns:cx5="http://schemas.microsoft.com/office/drawing/2016/5/11/chartex" xmlns:cx6="http://schemas.microsoft.com/office/drawing/2016/5/12/chartex" xmlns:cx7="http://schemas.microsoft.com/office/drawing/2016/5/13/chartex" xmlns:cx8="http://schemas.microsoft.com/office/drawing/2016/5/14/chartex" xmlns:mc="http://schemas.openxmlformats.org/markup-compatibility/2006" xmlns:aink="http://schemas.microsoft.com/office/drawing/2016/ink" xmlns:am3d="http://schemas.microsoft.com/office/drawing/2017/model3d" xmlns:o="urn:schemas-microsoft-com:office:office" xmlns:r="http://schemas.openxmlformats.org/officeDocument/2006/relationships" xmlns:m="http://schemas.openxmlformats.org/officeDocument/2006/math" xmlns:v="urn:schemas-microsoft-com:vml" xmlns:wp14="http://schemas.microsoft.com/office/word/2010/wordprocessingDrawing" xmlns:wp="http://schemas.openxmlformats.org/drawingml/2006/wordprocessingDrawing" xmlns:w10="urn:schemas-microsoft-com:office:word" xmlns:w="http://schemas.openxmlformats.org/wordprocessingml/2006/main" xmlns:w14="http://schemas.microsoft.com/office/word/2010/wordml" xmlns:w15="http://schemas.microsoft.com/office/word/2012/wordml" xmlns:w16cid="http://schemas.microsoft.com/office/word/2016/wordml/cid" xmlns:w16se="http://schemas.microsoft.com/office/word/2015/wordml/symex" xmlns:wpg="http://schemas.microsoft.com/office/word/2010/wordprocessingGroup" xmlns:wpi="http://schemas.microsoft.com/office/word/2010/wordprocessingInk" xmlns:wne="http://schemas.microsoft.com/office/word/2006/wordml" xmlns:wps="http://schemas.microsoft.com/office/word/2010/wordprocessingShape" mc:Ignorable="w14 w15 w16se w16cid wp14">
+  <w:endnote w:type="separator" w:id="-1">
+    <w:p>
+      <w:r>
+        <w:separator/>
+      </w:r>
+    </w:p>
+  </w:endnote>
+  <w:endnote w:type="continuationSeparator" w:id="0">
+    <w:p>
+      <w:r>
+        <w:continuationSeparator/>
+      </w:r>
+    </w:p>
+  </w:endnote>
+</w:endnotes>
+</file>
+
+<file path=word/footnotes.xml><?xml version="1.0" encoding="utf-8"?>
+<w:footnotes xmlns:wpc="http://schemas.microsoft.com/office/word/2010/wordprocessingCanvas" xmlns:cx="http://schemas.microsoft.com/office/drawing/2014/chartex" xmlns:cx1="http://schemas.microsoft.com/office/drawing/2015/9/8/chartex" xmlns:cx2="http://schemas.microsoft.com/office/drawing/2015/10/21/chartex" xmlns:cx3="http://schemas.microsoft.com/office/drawing/2016/5/9/chartex" xmlns:cx4="http://schemas.microsoft.com/office/drawing/2016/5/10/chartex" xmlns:cx5="http://schemas.microsoft.com/office/drawing/2016/5/11/chartex" xmlns:cx6="http://schemas.microsoft.com/office/drawing/2016/5/12/chartex" xmlns:cx7="http://schemas.microsoft.com/office/drawing/2016/5/13/chartex" xmlns:cx8="http://schemas.microsoft.com/office/drawing/2016/5/14/chartex" xmlns:mc="http://schemas.openxmlformats.org/markup-compatibility/2006" xmlns:aink="http://schemas.microsoft.com/office/drawing/2016/ink" xmlns:am3d="http://schemas.microsoft.com/office/drawing/2017/model3d" xmlns:o="urn:schemas-microsoft-com:office:office" xmlns:r="http://schemas.openxmlformats.org/officeDocument/2006/relationships" xmlns:m="http://schemas.openxmlformats.org/officeDocument/2006/math" xmlns:v="urn:schemas-microsoft-com:vml" xmlns:wp14="http://schemas.microsoft.com/office/word/2010/wordprocessingDrawing" xmlns:wp="http://schemas.openxmlformats.org/drawingml/2006/wordprocessingDrawing" xmlns:w10="urn:schemas-microsoft-com:office:word" xmlns:w="http://schemas.openxmlformats.org/wordprocessingml/2006/main" xmlns:w14="http://schemas.microsoft.com/office/word/2010/wordml" xmlns:w15="http://schemas.microsoft.com/office/word/2012/wordml" xmlns:w16cid="http://schemas.microsoft.com/office/word/2016/wordml/cid" xmlns:w16se="http://schemas.microsoft.com/office/word/2015/wordml/symex" xmlns:wpg="http://schemas.microsoft.com/office/word/2010/wordprocessingGroup" xmlns:wpi="http://schemas.microsoft.com/office/word/2010/wordprocessingInk" xmlns:wne="http://schemas.microsoft.com/office/word/2006/wordml" xmlns:wps="http://schemas.microsoft.com/office/word/2010/wordprocessingShape" mc:Ignorable="w14 w15 w16se w16cid wp14">
+  <w:footnote w:type="separator" w:id="-1">
+    <w:p>
+      <w:r>
+        <w:separator/>
+      </w:r>
+    </w:p>
+  </w:footnote>
+  <w:footnote w:type="continuationSeparator" w:id="0">
+    <w:p>
+      <w:r>
+        <w:continuationSeparator/>
+      </w:r>
+    </w:p>
+  </w:footnote>
+</w:footnotes>
+</file>
+
 <file path=word/numbering.xml><?xml version="1.0" encoding="utf-8"?>
 <w:numbering xmlns:wpc="http://schemas.microsoft.com/office/word/2010/wordprocessingCanvas" xmlns:cx="http://schemas.microsoft.com/office/drawing/2014/chartex" xmlns:cx1="http://schemas.microsoft.com/office/drawing/2015/9/8/chartex" xmlns:cx2="http://schemas.microsoft.com/office/drawing/2015/10/21/chartex" xmlns:cx3="http://schemas.microsoft.com/office/drawing/2016/5/9/chartex" xmlns:cx4="http://schemas.microsoft.com/office/drawing/2016/5/10/chartex" xmlns:cx5="http://schemas.microsoft.com/office/drawing/2016/5/11/chartex" xmlns:cx6="http://schemas.microsoft.com/office/drawing/2016/5/12/chartex" xmlns:cx7="http://schemas.microsoft.com/office/drawing/2016/5/13/chartex" xmlns:cx8="http://schemas.microsoft.com/office/drawing/2016/5/14/chartex" xmlns:mc="http://schemas.openxmlformats.org/markup-compatibility/2006" xmlns:aink="http://schemas.microsoft.com/office/drawing/2016/ink" xmlns:am3d="http://schemas.microsoft.com/office/drawing/2017/model3d" xmlns:o="urn:schemas-microsoft-com:office:office" xmlns:r="http://schemas.openxmlformats.org/officeDocument/2006/relationships" xmlns:m="http://schemas.openxmlformats.org/officeDocument/2006/math" xmlns:v="urn:schemas-microsoft-com:vml" xmlns:wp14="http://schemas.microsoft.com/office/word/2010/wordprocessingDrawing" xmlns:wp="http://schemas.openxmlformats.org/drawingml/2006/wordprocessingDrawing" xmlns:w10="urn:schemas-microsoft-com:office:word" xmlns:w="http://schemas.openxmlformats.org/wordprocessingml/2006/main" xmlns:w14="http://schemas.microsoft.com/office/word/2010/wordml" xmlns:w15="http://schemas.microsoft.com/office/word/2012/wordml" xmlns:w16cid="http://schemas.microsoft.com/office/word/2016/wordml/cid" xmlns:w16se="http://schemas.microsoft.com/office/word/2015/wordml/symex" xmlns:wpg="http://schemas.microsoft.com/office/word/2010/wordprocessingGroup" xmlns:wpi="http://schemas.microsoft.com/office/word/2010/wordprocessingInk" xmlns:wne="http://schemas.microsoft.com/office/word/2006/wordml" xmlns:wps="http://schemas.microsoft.com/office/word/2010/wordprocessingShape" mc:Ignorable="w14 w15 w16se w16cid wp14">
   <w:abstractNum w:abstractNumId="0" w15:restartNumberingAfterBreak="0">
+    <w:nsid w:val="0554226A"/>
+    <w:multiLevelType w:val="hybridMultilevel"/>
+    <w:tmpl w:val="F05EE434"/>
+    <w:lvl w:ilvl="0" w:tplc="0809000F">
+      <w:start w:val="1"/>
+      <w:numFmt w:val="decimal"/>
+      <w:lvlText w:val="%1."/>
+      <w:lvlJc w:val="left"/>
+      <w:pPr>
+        <w:ind w:left="720" w:hanging="360"/>
+      </w:pPr>
+    </w:lvl>
+    <w:lvl w:ilvl="1" w:tplc="08090019">
+      <w:start w:val="1"/>
+      <w:numFmt w:val="lowerLetter"/>
+      <w:lvlText w:val="%2."/>
+      <w:lvlJc w:val="left"/>
+      <w:pPr>
+        <w:ind w:left="1440" w:hanging="360"/>
+      </w:pPr>
+    </w:lvl>
+    <w:lvl w:ilvl="2" w:tplc="0809001B" w:tentative="1">
+      <w:start w:val="1"/>
+      <w:numFmt w:val="lowerRoman"/>
+      <w:lvlText w:val="%3."/>
+      <w:lvlJc w:val="right"/>
+      <w:pPr>
+        <w:ind w:left="2160" w:hanging="180"/>
+      </w:pPr>
+    </w:lvl>
+    <w:lvl w:ilvl="3" w:tplc="0809000F" w:tentative="1">
+      <w:start w:val="1"/>
+      <w:numFmt w:val="decimal"/>
+      <w:lvlText w:val="%4."/>
+      <w:lvlJc w:val="left"/>
+      <w:pPr>
+        <w:ind w:left="2880" w:hanging="360"/>
+      </w:pPr>
+    </w:lvl>
+    <w:lvl w:ilvl="4" w:tplc="08090019" w:tentative="1">
+      <w:start w:val="1"/>
+      <w:numFmt w:val="lowerLetter"/>
+      <w:lvlText w:val="%5."/>
+      <w:lvlJc w:val="left"/>
+      <w:pPr>
+        <w:ind w:left="3600" w:hanging="360"/>
+      </w:pPr>
+    </w:lvl>
+    <w:lvl w:ilvl="5" w:tplc="0809001B" w:tentative="1">
+      <w:start w:val="1"/>
+      <w:numFmt w:val="lowerRoman"/>
+      <w:lvlText w:val="%6."/>
+      <w:lvlJc w:val="right"/>
+      <w:pPr>
+        <w:ind w:left="4320" w:hanging="180"/>
+      </w:pPr>
+    </w:lvl>
+    <w:lvl w:ilvl="6" w:tplc="0809000F" w:tentative="1">
+      <w:start w:val="1"/>
+      <w:numFmt w:val="decimal"/>
+      <w:lvlText w:val="%7."/>
+      <w:lvlJc w:val="left"/>
+      <w:pPr>
+        <w:ind w:left="5040" w:hanging="360"/>
+      </w:pPr>
+    </w:lvl>
+    <w:lvl w:ilvl="7" w:tplc="08090019" w:tentative="1">
+      <w:start w:val="1"/>
+      <w:numFmt w:val="lowerLetter"/>
+      <w:lvlText w:val="%8."/>
+      <w:lvlJc w:val="left"/>
+      <w:pPr>
+        <w:ind w:left="5760" w:hanging="360"/>
+      </w:pPr>
+    </w:lvl>
+    <w:lvl w:ilvl="8" w:tplc="0809001B" w:tentative="1">
+      <w:start w:val="1"/>
+      <w:numFmt w:val="lowerRoman"/>
+      <w:lvlText w:val="%9."/>
+      <w:lvlJc w:val="right"/>
+      <w:pPr>
+        <w:ind w:left="6480" w:hanging="180"/>
+      </w:pPr>
+    </w:lvl>
+  </w:abstractNum>
+  <w:abstractNum w:abstractNumId="1" w15:restartNumberingAfterBreak="0">
     <w:nsid w:val="26041E9A"/>
     <w:multiLevelType w:val="hybridMultilevel"/>
-    <w:tmpl w:val="664AAB4E"/>
-    <w:lvl w:ilvl="0" w:tplc="7E32A57E">
+    <w:tmpl w:val="57501784"/>
+    <w:lvl w:ilvl="0" w:tplc="74CE7B90">
       <w:start w:val="1"/>
       <w:numFmt w:val="decimal"/>
       <w:lvlText w:val="%1."/>
@@ -721,7 +926,7 @@
       </w:pPr>
       <w:rPr>
         <w:rFonts w:ascii="Arial" w:eastAsia="Arial" w:hAnsi="Arial" w:cs="Arial" w:hint="default"/>
-        <w:b/>
+        <w:b w:val="0"/>
         <w:bCs/>
         <w:i w:val="0"/>
         <w:iCs w:val="0"/>
@@ -729,7 +934,7 @@
         <w:w w:val="99"/>
         <w:sz w:val="34"/>
         <w:szCs w:val="34"/>
-        <w:u w:val="single" w:color="000000"/>
+        <w:u w:val="none" w:color="000000"/>
         <w:lang w:val="en-US" w:eastAsia="en-US" w:bidi="ar-SA"/>
       </w:rPr>
     </w:lvl>
@@ -830,8 +1035,189 @@
       </w:rPr>
     </w:lvl>
   </w:abstractNum>
+  <w:abstractNum w:abstractNumId="2" w15:restartNumberingAfterBreak="0">
+    <w:nsid w:val="61695764"/>
+    <w:multiLevelType w:val="hybridMultilevel"/>
+    <w:tmpl w:val="E0C45EEC"/>
+    <w:lvl w:ilvl="0" w:tplc="0809000F">
+      <w:start w:val="1"/>
+      <w:numFmt w:val="decimal"/>
+      <w:lvlText w:val="%1."/>
+      <w:lvlJc w:val="left"/>
+      <w:pPr>
+        <w:ind w:left="720" w:hanging="360"/>
+      </w:pPr>
+    </w:lvl>
+    <w:lvl w:ilvl="1" w:tplc="08090019">
+      <w:start w:val="1"/>
+      <w:numFmt w:val="lowerLetter"/>
+      <w:lvlText w:val="%2."/>
+      <w:lvlJc w:val="left"/>
+      <w:pPr>
+        <w:ind w:left="1440" w:hanging="360"/>
+      </w:pPr>
+    </w:lvl>
+    <w:lvl w:ilvl="2" w:tplc="0809001B" w:tentative="1">
+      <w:start w:val="1"/>
+      <w:numFmt w:val="lowerRoman"/>
+      <w:lvlText w:val="%3."/>
+      <w:lvlJc w:val="right"/>
+      <w:pPr>
+        <w:ind w:left="2160" w:hanging="180"/>
+      </w:pPr>
+    </w:lvl>
+    <w:lvl w:ilvl="3" w:tplc="0809000F" w:tentative="1">
+      <w:start w:val="1"/>
+      <w:numFmt w:val="decimal"/>
+      <w:lvlText w:val="%4."/>
+      <w:lvlJc w:val="left"/>
+      <w:pPr>
+        <w:ind w:left="2880" w:hanging="360"/>
+      </w:pPr>
+    </w:lvl>
+    <w:lvl w:ilvl="4" w:tplc="08090019" w:tentative="1">
+      <w:start w:val="1"/>
+      <w:numFmt w:val="lowerLetter"/>
+      <w:lvlText w:val="%5."/>
+      <w:lvlJc w:val="left"/>
+      <w:pPr>
+        <w:ind w:left="3600" w:hanging="360"/>
+      </w:pPr>
+    </w:lvl>
+    <w:lvl w:ilvl="5" w:tplc="0809001B" w:tentative="1">
+      <w:start w:val="1"/>
+      <w:numFmt w:val="lowerRoman"/>
+      <w:lvlText w:val="%6."/>
+      <w:lvlJc w:val="right"/>
+      <w:pPr>
+        <w:ind w:left="4320" w:hanging="180"/>
+      </w:pPr>
+    </w:lvl>
+    <w:lvl w:ilvl="6" w:tplc="0809000F" w:tentative="1">
+      <w:start w:val="1"/>
+      <w:numFmt w:val="decimal"/>
+      <w:lvlText w:val="%7."/>
+      <w:lvlJc w:val="left"/>
+      <w:pPr>
+        <w:ind w:left="5040" w:hanging="360"/>
+      </w:pPr>
+    </w:lvl>
+    <w:lvl w:ilvl="7" w:tplc="08090019" w:tentative="1">
+      <w:start w:val="1"/>
+      <w:numFmt w:val="lowerLetter"/>
+      <w:lvlText w:val="%8."/>
+      <w:lvlJc w:val="left"/>
+      <w:pPr>
+        <w:ind w:left="5760" w:hanging="360"/>
+      </w:pPr>
+    </w:lvl>
+    <w:lvl w:ilvl="8" w:tplc="0809001B" w:tentative="1">
+      <w:start w:val="1"/>
+      <w:numFmt w:val="lowerRoman"/>
+      <w:lvlText w:val="%9."/>
+      <w:lvlJc w:val="right"/>
+      <w:pPr>
+        <w:ind w:left="6480" w:hanging="180"/>
+      </w:pPr>
+    </w:lvl>
+  </w:abstractNum>
+  <w:abstractNum w:abstractNumId="3" w15:restartNumberingAfterBreak="0">
+    <w:nsid w:val="7A317C16"/>
+    <w:multiLevelType w:val="hybridMultilevel"/>
+    <w:tmpl w:val="5A9A4C1A"/>
+    <w:lvl w:ilvl="0" w:tplc="0809000F">
+      <w:start w:val="1"/>
+      <w:numFmt w:val="decimal"/>
+      <w:lvlText w:val="%1."/>
+      <w:lvlJc w:val="left"/>
+      <w:pPr>
+        <w:ind w:left="720" w:hanging="360"/>
+      </w:pPr>
+    </w:lvl>
+    <w:lvl w:ilvl="1" w:tplc="08090019">
+      <w:start w:val="1"/>
+      <w:numFmt w:val="lowerLetter"/>
+      <w:lvlText w:val="%2."/>
+      <w:lvlJc w:val="left"/>
+      <w:pPr>
+        <w:ind w:left="1440" w:hanging="360"/>
+      </w:pPr>
+    </w:lvl>
+    <w:lvl w:ilvl="2" w:tplc="0809001B" w:tentative="1">
+      <w:start w:val="1"/>
+      <w:numFmt w:val="lowerRoman"/>
+      <w:lvlText w:val="%3."/>
+      <w:lvlJc w:val="right"/>
+      <w:pPr>
+        <w:ind w:left="2160" w:hanging="180"/>
+      </w:pPr>
+    </w:lvl>
+    <w:lvl w:ilvl="3" w:tplc="0809000F" w:tentative="1">
+      <w:start w:val="1"/>
+      <w:numFmt w:val="decimal"/>
+      <w:lvlText w:val="%4."/>
+      <w:lvlJc w:val="left"/>
+      <w:pPr>
+        <w:ind w:left="2880" w:hanging="360"/>
+      </w:pPr>
+    </w:lvl>
+    <w:lvl w:ilvl="4" w:tplc="08090019" w:tentative="1">
+      <w:start w:val="1"/>
+      <w:numFmt w:val="lowerLetter"/>
+      <w:lvlText w:val="%5."/>
+      <w:lvlJc w:val="left"/>
+      <w:pPr>
+        <w:ind w:left="3600" w:hanging="360"/>
+      </w:pPr>
+    </w:lvl>
+    <w:lvl w:ilvl="5" w:tplc="0809001B" w:tentative="1">
+      <w:start w:val="1"/>
+      <w:numFmt w:val="lowerRoman"/>
+      <w:lvlText w:val="%6."/>
+      <w:lvlJc w:val="right"/>
+      <w:pPr>
+        <w:ind w:left="4320" w:hanging="180"/>
+      </w:pPr>
+    </w:lvl>
+    <w:lvl w:ilvl="6" w:tplc="0809000F" w:tentative="1">
+      <w:start w:val="1"/>
+      <w:numFmt w:val="decimal"/>
+      <w:lvlText w:val="%7."/>
+      <w:lvlJc w:val="left"/>
+      <w:pPr>
+        <w:ind w:left="5040" w:hanging="360"/>
+      </w:pPr>
+    </w:lvl>
+    <w:lvl w:ilvl="7" w:tplc="08090019" w:tentative="1">
+      <w:start w:val="1"/>
+      <w:numFmt w:val="lowerLetter"/>
+      <w:lvlText w:val="%8."/>
+      <w:lvlJc w:val="left"/>
+      <w:pPr>
+        <w:ind w:left="5760" w:hanging="360"/>
+      </w:pPr>
+    </w:lvl>
+    <w:lvl w:ilvl="8" w:tplc="0809001B" w:tentative="1">
+      <w:start w:val="1"/>
+      <w:numFmt w:val="lowerRoman"/>
+      <w:lvlText w:val="%9."/>
+      <w:lvlJc w:val="right"/>
+      <w:pPr>
+        <w:ind w:left="6480" w:hanging="180"/>
+      </w:pPr>
+    </w:lvl>
+  </w:abstractNum>
   <w:num w:numId="1">
+    <w:abstractNumId w:val="1"/>
+  </w:num>
+  <w:num w:numId="2">
     <w:abstractNumId w:val="0"/>
+  </w:num>
+  <w:num w:numId="3">
+    <w:abstractNumId w:val="2"/>
+  </w:num>
+  <w:num w:numId="4">
+    <w:abstractNumId w:val="3"/>
   </w:num>
 </w:numbering>
 </file>
@@ -1311,6 +1697,54 @@
     <w:uiPriority w:val="1"/>
     <w:qFormat/>
   </w:style>
+  <w:style w:type="paragraph" w:styleId="Header">
+    <w:name w:val="header"/>
+    <w:basedOn w:val="Normal"/>
+    <w:link w:val="HeaderChar"/>
+    <w:uiPriority w:val="99"/>
+    <w:unhideWhenUsed/>
+    <w:rsid w:val="00770FA7"/>
+    <w:pPr>
+      <w:tabs>
+        <w:tab w:val="center" w:pos="4536"/>
+        <w:tab w:val="right" w:pos="9072"/>
+      </w:tabs>
+    </w:pPr>
+  </w:style>
+  <w:style w:type="character" w:customStyle="1" w:styleId="HeaderChar">
+    <w:name w:val="Header Char"/>
+    <w:basedOn w:val="DefaultParagraphFont"/>
+    <w:link w:val="Header"/>
+    <w:uiPriority w:val="99"/>
+    <w:rsid w:val="00770FA7"/>
+    <w:rPr>
+      <w:rFonts w:ascii="Arial MT" w:eastAsia="Arial MT" w:hAnsi="Arial MT" w:cs="Arial MT"/>
+    </w:rPr>
+  </w:style>
+  <w:style w:type="paragraph" w:styleId="Footer">
+    <w:name w:val="footer"/>
+    <w:basedOn w:val="Normal"/>
+    <w:link w:val="FooterChar"/>
+    <w:uiPriority w:val="99"/>
+    <w:unhideWhenUsed/>
+    <w:rsid w:val="00770FA7"/>
+    <w:pPr>
+      <w:tabs>
+        <w:tab w:val="center" w:pos="4536"/>
+        <w:tab w:val="right" w:pos="9072"/>
+      </w:tabs>
+    </w:pPr>
+  </w:style>
+  <w:style w:type="character" w:customStyle="1" w:styleId="FooterChar">
+    <w:name w:val="Footer Char"/>
+    <w:basedOn w:val="DefaultParagraphFont"/>
+    <w:link w:val="Footer"/>
+    <w:uiPriority w:val="99"/>
+    <w:rsid w:val="00770FA7"/>
+    <w:rPr>
+      <w:rFonts w:ascii="Arial MT" w:eastAsia="Arial MT" w:hAnsi="Arial MT" w:cs="Arial MT"/>
+    </w:rPr>
+  </w:style>
 </w:styles>
 </file>
 

--- a/Editable Word files/Week 05-State Diagrams.docx
+++ b/Editable Word files/Week 05-State Diagrams.docx
@@ -12,23 +12,89 @@
         <w:jc w:val="center"/>
         <w:rPr>
           <w:sz w:val="36"/>
-        </w:rPr>
-      </w:pPr>
-      <w:bookmarkStart w:id="0" w:name="_GoBack"/>
-      <w:r>
-        <w:rPr>
-          <w:rFonts w:ascii="Arial"/>
-          <w:sz w:val="36"/>
-          <w:lang w:val="en-DE"/>
-        </w:rPr>
-        <w:t xml:space="preserve">State Diagram - </w:t>
-      </w:r>
-      <w:r>
-        <w:rPr>
-          <w:rFonts w:ascii="Arial"/>
+          <w:lang w:val="en-DE"/>
+        </w:rPr>
+      </w:pPr>
+      <w:r>
+        <w:rPr>
+          <w:rFonts w:ascii="Arial"/>
+          <w:b/>
+          <w:sz w:val="36"/>
+          <w:lang w:val="en-DE"/>
+        </w:rPr>
+        <w:t xml:space="preserve">State Diagram </w:t>
+      </w:r>
+      <w:r>
+        <w:rPr>
+          <w:rFonts w:ascii="Arial"/>
+          <w:b/>
+          <w:sz w:val="36"/>
+          <w:lang w:val="en-DE"/>
+        </w:rPr>
+        <w:t>–</w:t>
+      </w:r>
+      <w:r>
+        <w:rPr>
+          <w:rFonts w:ascii="Arial"/>
+          <w:b/>
+          <w:sz w:val="36"/>
+          <w:lang w:val="en-DE"/>
+        </w:rPr>
+        <w:t xml:space="preserve"> </w:t>
+      </w:r>
+      <w:r>
+        <w:rPr>
+          <w:rFonts w:ascii="Arial"/>
+          <w:b/>
           <w:sz w:val="36"/>
         </w:rPr>
         <w:t>Tenant</w:t>
+      </w:r>
+      <w:r>
+        <w:rPr>
+          <w:rFonts w:ascii="Arial"/>
+          <w:sz w:val="36"/>
+          <w:lang w:val="en-DE"/>
+        </w:rPr>
+        <w:t xml:space="preserve"> (Done </w:t>
+      </w:r>
+      <w:proofErr w:type="spellStart"/>
+      <w:proofErr w:type="gramStart"/>
+      <w:r>
+        <w:rPr>
+          <w:rFonts w:ascii="Arial"/>
+          <w:sz w:val="36"/>
+          <w:lang w:val="en-DE"/>
+        </w:rPr>
+        <w:t>by:Anisa</w:t>
+      </w:r>
+      <w:proofErr w:type="spellEnd"/>
+      <w:proofErr w:type="gramEnd"/>
+      <w:r>
+        <w:rPr>
+          <w:rFonts w:ascii="Arial"/>
+          <w:sz w:val="36"/>
+          <w:lang w:val="en-DE"/>
+        </w:rPr>
+        <w:t xml:space="preserve"> </w:t>
+      </w:r>
+      <w:proofErr w:type="spellStart"/>
+      <w:r>
+        <w:rPr>
+          <w:rFonts w:ascii="Arial"/>
+          <w:sz w:val="36"/>
+          <w:lang w:val="en-DE"/>
+        </w:rPr>
+        <w:t>Domi</w:t>
+      </w:r>
+      <w:proofErr w:type="spellEnd"/>
+      <w:r>
+        <w:rPr>
+          <w:rFonts w:ascii="Arial"/>
+          <w:sz w:val="36"/>
+          <w:lang w:val="en-DE"/>
+        </w:rPr>
+        <w:t>)</w:t>
       </w:r>
     </w:p>
     <w:p>
@@ -114,11 +180,13 @@
         <w:jc w:val="center"/>
         <w:rPr>
           <w:sz w:val="36"/>
-        </w:rPr>
-      </w:pPr>
-      <w:r>
-        <w:rPr>
-          <w:rFonts w:ascii="Arial"/>
+          <w:lang w:val="en-DE"/>
+        </w:rPr>
+      </w:pPr>
+      <w:r>
+        <w:rPr>
+          <w:rFonts w:ascii="Arial"/>
+          <w:b/>
           <w:sz w:val="36"/>
           <w:lang w:val="en-DE"/>
         </w:rPr>
@@ -128,6 +196,7 @@
       <w:r>
         <w:rPr>
           <w:rFonts w:ascii="Arial"/>
+          <w:b/>
           <w:sz w:val="36"/>
         </w:rPr>
         <w:t>Property</w:t>
@@ -135,6 +204,7 @@
       <w:r>
         <w:rPr>
           <w:rFonts w:ascii="Arial"/>
+          <w:b/>
           <w:spacing w:val="-18"/>
           <w:sz w:val="36"/>
         </w:rPr>
@@ -143,6 +213,7 @@
       <w:r>
         <w:rPr>
           <w:rFonts w:ascii="Arial"/>
+          <w:b/>
           <w:sz w:val="36"/>
           <w:lang w:val="en-DE"/>
         </w:rPr>
@@ -152,11 +223,40 @@
       <w:r>
         <w:rPr>
           <w:rFonts w:ascii="Arial"/>
+          <w:b/>
           <w:sz w:val="36"/>
         </w:rPr>
         <w:t>wner</w:t>
       </w:r>
       <w:proofErr w:type="spellEnd"/>
+      <w:r>
+        <w:rPr>
+          <w:rFonts w:ascii="Arial"/>
+          <w:sz w:val="36"/>
+          <w:lang w:val="en-DE"/>
+        </w:rPr>
+        <w:t xml:space="preserve"> (Done </w:t>
+      </w:r>
+      <w:proofErr w:type="spellStart"/>
+      <w:proofErr w:type="gramStart"/>
+      <w:r>
+        <w:rPr>
+          <w:rFonts w:ascii="Arial"/>
+          <w:sz w:val="36"/>
+          <w:lang w:val="en-DE"/>
+        </w:rPr>
+        <w:t>by:Haidi</w:t>
+      </w:r>
+      <w:proofErr w:type="spellEnd"/>
+      <w:proofErr w:type="gramEnd"/>
+      <w:r>
+        <w:rPr>
+          <w:rFonts w:ascii="Arial"/>
+          <w:sz w:val="36"/>
+          <w:lang w:val="en-DE"/>
+        </w:rPr>
+        <w:t xml:space="preserve"> Toto)</w:t>
+      </w:r>
     </w:p>
     <w:p>
       <w:pPr>
@@ -260,25 +360,99 @@
         <w:jc w:val="center"/>
         <w:rPr>
           <w:sz w:val="36"/>
-        </w:rPr>
-      </w:pPr>
-      <w:r>
-        <w:rPr>
-          <w:rFonts w:ascii="Arial"/>
+          <w:lang w:val="en-DE"/>
+        </w:rPr>
+      </w:pPr>
+      <w:r>
+        <w:rPr>
+          <w:rFonts w:ascii="Arial"/>
+          <w:b/>
           <w:spacing w:val="-2"/>
           <w:sz w:val="36"/>
           <w:lang w:val="en-DE"/>
         </w:rPr>
         <w:lastRenderedPageBreak/>
-        <w:t xml:space="preserve">State Diagram - </w:t>
-      </w:r>
-      <w:r>
-        <w:rPr>
-          <w:rFonts w:ascii="Arial"/>
+        <w:t xml:space="preserve">State Diagram </w:t>
+      </w:r>
+      <w:r>
+        <w:rPr>
+          <w:rFonts w:ascii="Arial"/>
+          <w:b/>
           <w:spacing w:val="-2"/>
           <w:sz w:val="36"/>
+          <w:lang w:val="en-DE"/>
+        </w:rPr>
+        <w:t>–</w:t>
+      </w:r>
+      <w:r>
+        <w:rPr>
+          <w:rFonts w:ascii="Arial"/>
+          <w:b/>
+          <w:spacing w:val="-2"/>
+          <w:sz w:val="36"/>
+          <w:lang w:val="en-DE"/>
+        </w:rPr>
+        <w:t xml:space="preserve"> </w:t>
+      </w:r>
+      <w:r>
+        <w:rPr>
+          <w:rFonts w:ascii="Arial"/>
+          <w:b/>
+          <w:spacing w:val="-2"/>
+          <w:sz w:val="36"/>
         </w:rPr>
         <w:t>Administrator</w:t>
+      </w:r>
+      <w:r>
+        <w:rPr>
+          <w:rFonts w:ascii="Arial"/>
+          <w:spacing w:val="-2"/>
+          <w:sz w:val="36"/>
+          <w:lang w:val="en-DE"/>
+        </w:rPr>
+        <w:t xml:space="preserve"> (Done </w:t>
+      </w:r>
+      <w:proofErr w:type="spellStart"/>
+      <w:proofErr w:type="gramStart"/>
+      <w:r>
+        <w:rPr>
+          <w:rFonts w:ascii="Arial"/>
+          <w:spacing w:val="-2"/>
+          <w:sz w:val="36"/>
+          <w:lang w:val="en-DE"/>
+        </w:rPr>
+        <w:t>by:Ledio</w:t>
+      </w:r>
+      <w:proofErr w:type="spellEnd"/>
+      <w:proofErr w:type="gramEnd"/>
+      <w:r>
+        <w:rPr>
+          <w:rFonts w:ascii="Arial"/>
+          <w:spacing w:val="-2"/>
+          <w:sz w:val="36"/>
+          <w:lang w:val="en-DE"/>
+        </w:rPr>
+        <w:t xml:space="preserve"> </w:t>
+      </w:r>
+      <w:proofErr w:type="spellStart"/>
+      <w:r>
+        <w:rPr>
+          <w:rFonts w:ascii="Arial"/>
+          <w:spacing w:val="-2"/>
+          <w:sz w:val="36"/>
+          <w:lang w:val="en-DE"/>
+        </w:rPr>
+        <w:t>Tafciu</w:t>
+      </w:r>
+      <w:proofErr w:type="spellEnd"/>
+      <w:r>
+        <w:rPr>
+          <w:rFonts w:ascii="Arial"/>
+          <w:spacing w:val="-2"/>
+          <w:sz w:val="36"/>
+          <w:lang w:val="en-DE"/>
+        </w:rPr>
+        <w:t>)</w:t>
       </w:r>
     </w:p>
     <w:p>
@@ -381,23 +555,52 @@
         <w:jc w:val="center"/>
         <w:rPr>
           <w:sz w:val="36"/>
-        </w:rPr>
-      </w:pPr>
-      <w:r>
-        <w:rPr>
-          <w:rFonts w:ascii="Arial"/>
+          <w:lang w:val="en-DE"/>
+        </w:rPr>
+      </w:pPr>
+      <w:r>
+        <w:rPr>
+          <w:rFonts w:ascii="Arial"/>
+          <w:b/>
           <w:sz w:val="36"/>
           <w:lang w:val="en-DE"/>
         </w:rPr>
         <w:lastRenderedPageBreak/>
-        <w:t xml:space="preserve">State Diagram - </w:t>
-      </w:r>
-      <w:r>
-        <w:rPr>
-          <w:rFonts w:ascii="Arial"/>
+        <w:t xml:space="preserve">State Diagram </w:t>
+      </w:r>
+      <w:r>
+        <w:rPr>
+          <w:rFonts w:ascii="Arial"/>
+          <w:b/>
+          <w:sz w:val="36"/>
+          <w:lang w:val="en-DE"/>
+        </w:rPr>
+        <w:t>–</w:t>
+      </w:r>
+      <w:r>
+        <w:rPr>
+          <w:rFonts w:ascii="Arial"/>
+          <w:b/>
+          <w:sz w:val="36"/>
+          <w:lang w:val="en-DE"/>
+        </w:rPr>
+        <w:t xml:space="preserve"> </w:t>
+      </w:r>
+      <w:r>
+        <w:rPr>
+          <w:rFonts w:ascii="Arial"/>
+          <w:b/>
           <w:sz w:val="36"/>
         </w:rPr>
         <w:t>Manager</w:t>
+      </w:r>
+      <w:r>
+        <w:rPr>
+          <w:rFonts w:ascii="Arial"/>
+          <w:sz w:val="36"/>
+          <w:lang w:val="en-DE"/>
+        </w:rPr>
+        <w:t xml:space="preserve"> (Done by: Matias Bali)</w:t>
       </w:r>
     </w:p>
     <w:p>
@@ -580,20 +783,41 @@
         <w:jc w:val="center"/>
         <w:rPr>
           <w:sz w:val="36"/>
-        </w:rPr>
-      </w:pPr>
-      <w:r>
-        <w:rPr>
-          <w:rFonts w:ascii="Arial"/>
-          <w:sz w:val="36"/>
-          <w:lang w:val="en-DE"/>
-        </w:rPr>
-        <w:t xml:space="preserve">State Diagram - </w:t>
+          <w:lang w:val="en-DE"/>
+        </w:rPr>
+      </w:pPr>
+      <w:r>
+        <w:rPr>
+          <w:rFonts w:ascii="Arial"/>
+          <w:b/>
+          <w:sz w:val="36"/>
+          <w:lang w:val="en-DE"/>
+        </w:rPr>
+        <w:t xml:space="preserve">State Diagram </w:t>
+      </w:r>
+      <w:r>
+        <w:rPr>
+          <w:rFonts w:ascii="Arial"/>
+          <w:b/>
+          <w:sz w:val="36"/>
+          <w:lang w:val="en-DE"/>
+        </w:rPr>
+        <w:t>–</w:t>
+      </w:r>
+      <w:r>
+        <w:rPr>
+          <w:rFonts w:ascii="Arial"/>
+          <w:b/>
+          <w:sz w:val="36"/>
+          <w:lang w:val="en-DE"/>
+        </w:rPr>
+        <w:t xml:space="preserve"> </w:t>
       </w:r>
       <w:proofErr w:type="spellStart"/>
       <w:r>
         <w:rPr>
           <w:rFonts w:ascii="Arial"/>
+          <w:b/>
           <w:sz w:val="36"/>
         </w:rPr>
         <w:t>Financ</w:t>
@@ -601,6 +825,7 @@
       <w:r>
         <w:rPr>
           <w:rFonts w:ascii="Arial"/>
+          <w:b/>
           <w:sz w:val="36"/>
           <w:lang w:val="en-DE"/>
         </w:rPr>
@@ -609,11 +834,58 @@
       <w:r>
         <w:rPr>
           <w:rFonts w:ascii="Arial"/>
+          <w:b/>
           <w:sz w:val="36"/>
         </w:rPr>
         <w:t>er</w:t>
       </w:r>
       <w:proofErr w:type="spellEnd"/>
+      <w:r>
+        <w:rPr>
+          <w:rFonts w:ascii="Arial"/>
+          <w:sz w:val="36"/>
+          <w:lang w:val="en-DE"/>
+        </w:rPr>
+        <w:t xml:space="preserve"> (Done </w:t>
+      </w:r>
+      <w:proofErr w:type="spellStart"/>
+      <w:proofErr w:type="gramStart"/>
+      <w:r>
+        <w:rPr>
+          <w:rFonts w:ascii="Arial"/>
+          <w:sz w:val="36"/>
+          <w:lang w:val="en-DE"/>
+        </w:rPr>
+        <w:t>by:Ornelt</w:t>
+      </w:r>
+      <w:proofErr w:type="spellEnd"/>
+      <w:proofErr w:type="gramEnd"/>
+      <w:r>
+        <w:rPr>
+          <w:rFonts w:ascii="Arial"/>
+          <w:sz w:val="36"/>
+          <w:lang w:val="en-DE"/>
+        </w:rPr>
+        <w:t xml:space="preserve"> </w:t>
+      </w:r>
+      <w:proofErr w:type="spellStart"/>
+      <w:r>
+        <w:rPr>
+          <w:rFonts w:ascii="Arial"/>
+          <w:sz w:val="36"/>
+          <w:lang w:val="en-DE"/>
+        </w:rPr>
+        <w:t>Lemellari</w:t>
+      </w:r>
+      <w:proofErr w:type="spellEnd"/>
+      <w:r>
+        <w:rPr>
+          <w:rFonts w:ascii="Arial"/>
+          <w:sz w:val="36"/>
+          <w:lang w:val="en-DE"/>
+        </w:rPr>
+        <w:t>)</w:t>
+      </w:r>
     </w:p>
     <w:p>
       <w:pPr>
@@ -697,16 +969,44 @@
         <w:jc w:val="center"/>
         <w:rPr>
           <w:sz w:val="36"/>
-        </w:rPr>
-      </w:pPr>
-      <w:r>
-        <w:rPr>
-          <w:rFonts w:ascii="Arial"/>
+          <w:lang w:val="en-DE"/>
+        </w:rPr>
+      </w:pPr>
+      <w:bookmarkStart w:id="0" w:name="_GoBack"/>
+      <w:r>
+        <w:rPr>
+          <w:rFonts w:ascii="Arial"/>
+          <w:b/>
           <w:sz w:val="36"/>
           <w:lang w:val="en-DE"/>
         </w:rPr>
         <w:lastRenderedPageBreak/>
-        <w:t xml:space="preserve">State Diagram - </w:t>
+        <w:t>State Diagram</w:t>
+      </w:r>
+      <w:r>
+        <w:rPr>
+          <w:rFonts w:ascii="Arial"/>
+          <w:sz w:val="36"/>
+          <w:lang w:val="en-DE"/>
+        </w:rPr>
+        <w:t xml:space="preserve"> </w:t>
+      </w:r>
+      <w:bookmarkEnd w:id="0"/>
+      <w:r>
+        <w:rPr>
+          <w:rFonts w:ascii="Arial"/>
+          <w:sz w:val="36"/>
+          <w:lang w:val="en-DE"/>
+        </w:rPr>
+        <w:t>–</w:t>
+      </w:r>
+      <w:r>
+        <w:rPr>
+          <w:rFonts w:ascii="Arial"/>
+          <w:sz w:val="36"/>
+          <w:lang w:val="en-DE"/>
+        </w:rPr>
+        <w:t xml:space="preserve"> </w:t>
       </w:r>
       <w:r>
         <w:rPr>
@@ -714,6 +1014,50 @@
           <w:sz w:val="36"/>
         </w:rPr>
         <w:t>HR</w:t>
+      </w:r>
+      <w:r>
+        <w:rPr>
+          <w:rFonts w:ascii="Arial"/>
+          <w:sz w:val="36"/>
+          <w:lang w:val="en-DE"/>
+        </w:rPr>
+        <w:t xml:space="preserve"> (Done by: </w:t>
+      </w:r>
+      <w:proofErr w:type="spellStart"/>
+      <w:r>
+        <w:rPr>
+          <w:rFonts w:ascii="Arial"/>
+          <w:sz w:val="36"/>
+          <w:lang w:val="en-DE"/>
+        </w:rPr>
+        <w:t>Desard</w:t>
+      </w:r>
+      <w:proofErr w:type="spellEnd"/>
+      <w:r>
+        <w:rPr>
+          <w:rFonts w:ascii="Arial"/>
+          <w:sz w:val="36"/>
+          <w:lang w:val="en-DE"/>
+        </w:rPr>
+        <w:t xml:space="preserve"> </w:t>
+      </w:r>
+      <w:proofErr w:type="spellStart"/>
+      <w:r>
+        <w:rPr>
+          <w:rFonts w:ascii="Arial"/>
+          <w:sz w:val="36"/>
+          <w:lang w:val="en-DE"/>
+        </w:rPr>
+        <w:t>Lybeshari</w:t>
+      </w:r>
+      <w:proofErr w:type="spellEnd"/>
+      <w:r>
+        <w:rPr>
+          <w:rFonts w:ascii="Arial"/>
+          <w:sz w:val="36"/>
+          <w:lang w:val="en-DE"/>
+        </w:rPr>
+        <w:t>)</w:t>
       </w:r>
     </w:p>
     <w:p>
@@ -774,7 +1118,6 @@
           </wp:anchor>
         </w:drawing>
       </w:r>
-      <w:bookmarkEnd w:id="0"/>
     </w:p>
     <w:sectPr>
       <w:pgSz w:w="12240" w:h="15840"/>
